--- a/templates/HQE_patto_stabilita.docx
+++ b/templates/HQE_patto_stabilita.docx
@@ -1,6 +1,6 @@
 
 <file path=word/document.xml><?xml version="1.0" encoding="utf-8"?>
-<w:document xmlns:wpc="http://schemas.microsoft.com/office/word/2010/wordprocessingCanvas" xmlns:cx="http://schemas.microsoft.com/office/drawing/2014/chartex" xmlns:cx1="http://schemas.microsoft.com/office/drawing/2015/9/8/chartex" xmlns:cx2="http://schemas.microsoft.com/office/drawing/2015/10/21/chartex" xmlns:cx3="http://schemas.microsoft.com/office/drawing/2016/5/9/chartex" xmlns:cx4="http://schemas.microsoft.com/office/drawing/2016/5/10/chartex" xmlns:cx5="http://schemas.microsoft.com/office/drawing/2016/5/11/chartex" xmlns:cx6="http://schemas.microsoft.com/office/drawing/2016/5/12/chartex" xmlns:cx7="http://schemas.microsoft.com/office/drawing/2016/5/13/chartex" xmlns:cx8="http://schemas.microsoft.com/office/drawing/2016/5/14/chartex" xmlns:mc="http://schemas.openxmlformats.org/markup-compatibility/2006" xmlns:aink="http://schemas.microsoft.com/office/drawing/2016/ink" xmlns:am3d="http://schemas.microsoft.com/office/drawing/2017/model3d" xmlns:o="urn:schemas-microsoft-com:office:office" xmlns:r="http://schemas.openxmlformats.org/officeDocument/2006/relationships" xmlns:m="http://schemas.openxmlformats.org/officeDocument/2006/math" xmlns:v="urn:schemas-microsoft-com:vml" xmlns:wp14="http://schemas.microsoft.com/office/word/2010/wordprocessingDrawing" xmlns:wp="http://schemas.openxmlformats.org/drawingml/2006/wordprocessingDrawing" xmlns:w10="urn:schemas-microsoft-com:office:word" xmlns:w="http://schemas.openxmlformats.org/wordprocessingml/2006/main" xmlns:w14="http://schemas.microsoft.com/office/word/2010/wordml" xmlns:w15="http://schemas.microsoft.com/office/word/2012/wordml" xmlns:w16cex="http://schemas.microsoft.com/office/word/2018/wordml/cex" xmlns:w16cid="http://schemas.microsoft.com/office/word/2016/wordml/cid" xmlns:w16="http://schemas.microsoft.com/office/word/2018/wordml" xmlns:w16sdtdh="http://schemas.microsoft.com/office/word/2020/wordml/sdtdatahash" xmlns:w16se="http://schemas.microsoft.com/office/word/2015/wordml/symex" xmlns:wpg="http://schemas.microsoft.com/office/word/2010/wordprocessingGroup" xmlns:wpi="http://schemas.microsoft.com/office/word/2010/wordprocessingInk" xmlns:wne="http://schemas.microsoft.com/office/word/2006/wordml" xmlns:wps="http://schemas.microsoft.com/office/word/2010/wordprocessingShape" mc:Ignorable="w14 w15 w16se w16cid w16 w16cex w16sdtdh wp14">
+<w:document xmlns:wpc="http://schemas.microsoft.com/office/word/2010/wordprocessingCanvas" xmlns:cx="http://schemas.microsoft.com/office/drawing/2014/chartex" xmlns:cx1="http://schemas.microsoft.com/office/drawing/2015/9/8/chartex" xmlns:cx2="http://schemas.microsoft.com/office/drawing/2015/10/21/chartex" xmlns:cx3="http://schemas.microsoft.com/office/drawing/2016/5/9/chartex" xmlns:cx4="http://schemas.microsoft.com/office/drawing/2016/5/10/chartex" xmlns:cx5="http://schemas.microsoft.com/office/drawing/2016/5/11/chartex" xmlns:cx6="http://schemas.microsoft.com/office/drawing/2016/5/12/chartex" xmlns:cx7="http://schemas.microsoft.com/office/drawing/2016/5/13/chartex" xmlns:cx8="http://schemas.microsoft.com/office/drawing/2016/5/14/chartex" xmlns:mc="http://schemas.openxmlformats.org/markup-compatibility/2006" xmlns:aink="http://schemas.microsoft.com/office/drawing/2016/ink" xmlns:am3d="http://schemas.microsoft.com/office/drawing/2017/model3d" xmlns:o="urn:schemas-microsoft-com:office:office" xmlns:oel="http://schemas.microsoft.com/office/2019/extlst" xmlns:r="http://schemas.openxmlformats.org/officeDocument/2006/relationships" xmlns:m="http://schemas.openxmlformats.org/officeDocument/2006/math" xmlns:v="urn:schemas-microsoft-com:vml" xmlns:wp14="http://schemas.microsoft.com/office/word/2010/wordprocessingDrawing" xmlns:wp="http://schemas.openxmlformats.org/drawingml/2006/wordprocessingDrawing" xmlns:w10="urn:schemas-microsoft-com:office:word" xmlns:w="http://schemas.openxmlformats.org/wordprocessingml/2006/main" xmlns:w14="http://schemas.microsoft.com/office/word/2010/wordml" xmlns:w15="http://schemas.microsoft.com/office/word/2012/wordml" xmlns:w16cex="http://schemas.microsoft.com/office/word/2018/wordml/cex" xmlns:w16cid="http://schemas.microsoft.com/office/word/2016/wordml/cid" xmlns:w16="http://schemas.microsoft.com/office/word/2018/wordml" xmlns:w16du="http://schemas.microsoft.com/office/word/2023/wordml/word16du" xmlns:w16sdtdh="http://schemas.microsoft.com/office/word/2020/wordml/sdtdatahash" xmlns:w16sdtfl="http://schemas.microsoft.com/office/word/2024/wordml/sdtformatlock" xmlns:w16se="http://schemas.microsoft.com/office/word/2015/wordml/symex" xmlns:wpg="http://schemas.microsoft.com/office/word/2010/wordprocessingGroup" xmlns:wpi="http://schemas.microsoft.com/office/word/2010/wordprocessingInk" xmlns:wne="http://schemas.microsoft.com/office/word/2006/wordml" xmlns:wps="http://schemas.microsoft.com/office/word/2010/wordprocessingShape" mc:Ignorable="w14 w15 w16se w16cid w16 w16cex w16sdtdh w16sdtfl w16du wp14">
   <w:body>
     <w:p>
       <w:pPr>
@@ -38,9 +38,23 @@
       <w:r>
         <w:rPr>
           <w:b/>
+          <w:sz w:val="28"/>
+          <w:szCs w:val="28"/>
+        </w:rPr>
+        <w:t>{{</w:t>
+      </w:r>
+      <w:r>
+        <w:rPr>
+          <w:b/>
           <w:highlight w:val="yellow"/>
         </w:rPr>
         <w:t>Baggio Roberto</w:t>
+      </w:r>
+      <w:r>
+        <w:rPr>
+          <w:b/>
+        </w:rPr>
+        <w:t>}}</w:t>
       </w:r>
     </w:p>
     <w:p>
@@ -116,6 +130,9 @@
         <w:t xml:space="preserve"> pari ad </w:t>
       </w:r>
       <w:r>
+        <w:t>{{</w:t>
+      </w:r>
+      <w:r>
         <w:rPr>
           <w:highlight w:val="yellow"/>
         </w:rPr>
@@ -155,10 +172,27 @@
         <w:rPr>
           <w:highlight w:val="yellow"/>
         </w:rPr>
-        <w:t>,00</w:t>
-      </w:r>
-      <w:r>
-        <w:t xml:space="preserve"> oltre oneri di legge</w:t>
+        <w:t>,</w:t>
+      </w:r>
+      <w:proofErr w:type="gramStart"/>
+      <w:r>
+        <w:rPr>
+          <w:highlight w:val="yellow"/>
+        </w:rPr>
+        <w:t>00</w:t>
+      </w:r>
+      <w:r>
+        <w:t xml:space="preserve"> </w:t>
+      </w:r>
+      <w:r>
+        <w:t>}}</w:t>
+      </w:r>
+      <w:r>
+        <w:t>oltre</w:t>
+      </w:r>
+      <w:proofErr w:type="gramEnd"/>
+      <w:r>
+        <w:t xml:space="preserve"> oneri di legge</w:t>
       </w:r>
       <w:r>
         <w:t>.</w:t>
@@ -186,6 +220,9 @@
       </w:r>
       <w:r>
         <w:t xml:space="preserve">da </w:t>
+      </w:r>
+      <w:r>
+        <w:t>{{</w:t>
       </w:r>
       <w:r>
         <w:rPr>
@@ -200,6 +237,9 @@
         <w:t xml:space="preserve"> 2026</w:t>
       </w:r>
       <w:r>
+        <w:t>}}</w:t>
+      </w:r>
+      <w:r>
         <w:t xml:space="preserve"> </w:t>
       </w:r>
       <w:r>
@@ -207,6 +247,9 @@
       </w:r>
       <w:r>
         <w:t xml:space="preserve"> </w:t>
+      </w:r>
+      <w:r>
+        <w:t>{{</w:t>
       </w:r>
       <w:r>
         <w:rPr>
@@ -227,6 +270,9 @@
         <w:t>9</w:t>
       </w:r>
       <w:r>
+        <w:t>}}</w:t>
+      </w:r>
+      <w:r>
         <w:t xml:space="preserve"> senza previsione di tacito rinnovo</w:t>
       </w:r>
       <w:r>
@@ -297,6 +343,9 @@
       </w:r>
       <w:r>
         <w:t xml:space="preserve">di </w:t>
+      </w:r>
+      <w:r>
+        <w:t>{{</w:t>
       </w:r>
       <w:r>
         <w:rPr>
@@ -305,6 +354,9 @@
         <w:t>settembre</w:t>
       </w:r>
       <w:r>
+        <w:t>}}</w:t>
+      </w:r>
+      <w:r>
         <w:t xml:space="preserve"> </w:t>
       </w:r>
       <w:r>
@@ -315,6 +367,9 @@
       </w:r>
       <w:r>
         <w:t xml:space="preserve"> </w:t>
+      </w:r>
+      <w:r>
+        <w:t>{{</w:t>
       </w:r>
       <w:r>
         <w:rPr>
@@ -327,6 +382,9 @@
           <w:highlight w:val="yellow"/>
         </w:rPr>
         <w:t>arzo</w:t>
+      </w:r>
+      <w:r>
+        <w:t>}}</w:t>
       </w:r>
       <w:r>
         <w:t xml:space="preserve"> di ogni anno</w:t>
@@ -429,6 +487,12 @@
       </w:r>
       <w:r>
         <w:rPr>
+          <w:lang w:val="en-US"/>
+        </w:rPr>
+        <w:t>{{</w:t>
+      </w:r>
+      <w:r>
+        <w:rPr>
           <w:highlight w:val="yellow"/>
           <w:lang w:val="en-US"/>
         </w:rPr>
@@ -448,6 +512,12 @@
         </w:rPr>
         <w:t>6</w:t>
       </w:r>
+      <w:r>
+        <w:rPr>
+          <w:lang w:val="en-US"/>
+        </w:rPr>
+        <w:t>}}</w:t>
+      </w:r>
     </w:p>
     <w:p>
       <w:pPr>
@@ -486,6 +556,7 @@
         </w:rPr>
         <w:t xml:space="preserve">neering </w:t>
       </w:r>
+      <w:proofErr w:type="spellStart"/>
       <w:r>
         <w:rPr>
           <w:lang w:val="en-US"/>
@@ -498,6 +569,7 @@
         </w:rPr>
         <w:t>rl</w:t>
       </w:r>
+      <w:proofErr w:type="spellEnd"/>
     </w:p>
     <w:p>
       <w:pPr>
@@ -516,7 +588,7 @@
         <w:jc w:val="right"/>
       </w:pPr>
       <w:r>
-        <w:pict>
+        <w:pict w14:anchorId="4411AA18">
           <v:shapetype id="_x0000_t75" coordsize="21600,21600" o:spt="75" o:preferrelative="t" path="m@4@5l@4@11@9@11@9@5xe" filled="f" stroked="f">
             <v:stroke joinstyle="miter"/>
             <v:formulas>
@@ -555,10 +627,16 @@
         <w:ind w:right="1331"/>
       </w:pPr>
       <w:r>
+        <w:t>{{</w:t>
+      </w:r>
+      <w:r>
         <w:rPr>
           <w:highlight w:val="yellow"/>
         </w:rPr>
         <w:t>Baggio Roberto</w:t>
+      </w:r>
+      <w:r>
+        <w:t>}}</w:t>
       </w:r>
     </w:p>
     <w:p>
@@ -608,7 +686,7 @@
 </file>
 
 <file path=word/endnotes.xml><?xml version="1.0" encoding="utf-8"?>
-<w:endnotes xmlns:wpc="http://schemas.microsoft.com/office/word/2010/wordprocessingCanvas" xmlns:cx="http://schemas.microsoft.com/office/drawing/2014/chartex" xmlns:cx1="http://schemas.microsoft.com/office/drawing/2015/9/8/chartex" xmlns:cx2="http://schemas.microsoft.com/office/drawing/2015/10/21/chartex" xmlns:cx3="http://schemas.microsoft.com/office/drawing/2016/5/9/chartex" xmlns:cx4="http://schemas.microsoft.com/office/drawing/2016/5/10/chartex" xmlns:cx5="http://schemas.microsoft.com/office/drawing/2016/5/11/chartex" xmlns:cx6="http://schemas.microsoft.com/office/drawing/2016/5/12/chartex" xmlns:cx7="http://schemas.microsoft.com/office/drawing/2016/5/13/chartex" xmlns:cx8="http://schemas.microsoft.com/office/drawing/2016/5/14/chartex" xmlns:mc="http://schemas.openxmlformats.org/markup-compatibility/2006" xmlns:aink="http://schemas.microsoft.com/office/drawing/2016/ink" xmlns:am3d="http://schemas.microsoft.com/office/drawing/2017/model3d" xmlns:o="urn:schemas-microsoft-com:office:office" xmlns:r="http://schemas.openxmlformats.org/officeDocument/2006/relationships" xmlns:m="http://schemas.openxmlformats.org/officeDocument/2006/math" xmlns:v="urn:schemas-microsoft-com:vml" xmlns:wp14="http://schemas.microsoft.com/office/word/2010/wordprocessingDrawing" xmlns:wp="http://schemas.openxmlformats.org/drawingml/2006/wordprocessingDrawing" xmlns:w10="urn:schemas-microsoft-com:office:word" xmlns:w="http://schemas.openxmlformats.org/wordprocessingml/2006/main" xmlns:w14="http://schemas.microsoft.com/office/word/2010/wordml" xmlns:w15="http://schemas.microsoft.com/office/word/2012/wordml" xmlns:w16cex="http://schemas.microsoft.com/office/word/2018/wordml/cex" xmlns:w16cid="http://schemas.microsoft.com/office/word/2016/wordml/cid" xmlns:w16="http://schemas.microsoft.com/office/word/2018/wordml" xmlns:w16sdtdh="http://schemas.microsoft.com/office/word/2020/wordml/sdtdatahash" xmlns:w16se="http://schemas.microsoft.com/office/word/2015/wordml/symex" xmlns:wpg="http://schemas.microsoft.com/office/word/2010/wordprocessingGroup" xmlns:wpi="http://schemas.microsoft.com/office/word/2010/wordprocessingInk" xmlns:wne="http://schemas.microsoft.com/office/word/2006/wordml" xmlns:wps="http://schemas.microsoft.com/office/word/2010/wordprocessingShape" mc:Ignorable="w14 w15 w16se w16cid w16 w16cex w16sdtdh wp14">
+<w:endnotes xmlns:wpc="http://schemas.microsoft.com/office/word/2010/wordprocessingCanvas" xmlns:cx="http://schemas.microsoft.com/office/drawing/2014/chartex" xmlns:cx1="http://schemas.microsoft.com/office/drawing/2015/9/8/chartex" xmlns:cx2="http://schemas.microsoft.com/office/drawing/2015/10/21/chartex" xmlns:cx3="http://schemas.microsoft.com/office/drawing/2016/5/9/chartex" xmlns:cx4="http://schemas.microsoft.com/office/drawing/2016/5/10/chartex" xmlns:cx5="http://schemas.microsoft.com/office/drawing/2016/5/11/chartex" xmlns:cx6="http://schemas.microsoft.com/office/drawing/2016/5/12/chartex" xmlns:cx7="http://schemas.microsoft.com/office/drawing/2016/5/13/chartex" xmlns:cx8="http://schemas.microsoft.com/office/drawing/2016/5/14/chartex" xmlns:mc="http://schemas.openxmlformats.org/markup-compatibility/2006" xmlns:aink="http://schemas.microsoft.com/office/drawing/2016/ink" xmlns:am3d="http://schemas.microsoft.com/office/drawing/2017/model3d" xmlns:o="urn:schemas-microsoft-com:office:office" xmlns:oel="http://schemas.microsoft.com/office/2019/extlst" xmlns:r="http://schemas.openxmlformats.org/officeDocument/2006/relationships" xmlns:m="http://schemas.openxmlformats.org/officeDocument/2006/math" xmlns:v="urn:schemas-microsoft-com:vml" xmlns:wp14="http://schemas.microsoft.com/office/word/2010/wordprocessingDrawing" xmlns:wp="http://schemas.openxmlformats.org/drawingml/2006/wordprocessingDrawing" xmlns:w10="urn:schemas-microsoft-com:office:word" xmlns:w="http://schemas.openxmlformats.org/wordprocessingml/2006/main" xmlns:w14="http://schemas.microsoft.com/office/word/2010/wordml" xmlns:w15="http://schemas.microsoft.com/office/word/2012/wordml" xmlns:w16cex="http://schemas.microsoft.com/office/word/2018/wordml/cex" xmlns:w16cid="http://schemas.microsoft.com/office/word/2016/wordml/cid" xmlns:w16="http://schemas.microsoft.com/office/word/2018/wordml" xmlns:w16du="http://schemas.microsoft.com/office/word/2023/wordml/word16du" xmlns:w16sdtdh="http://schemas.microsoft.com/office/word/2020/wordml/sdtdatahash" xmlns:w16sdtfl="http://schemas.microsoft.com/office/word/2024/wordml/sdtformatlock" xmlns:w16se="http://schemas.microsoft.com/office/word/2015/wordml/symex" xmlns:wpg="http://schemas.microsoft.com/office/word/2010/wordprocessingGroup" xmlns:wpi="http://schemas.microsoft.com/office/word/2010/wordprocessingInk" xmlns:wne="http://schemas.microsoft.com/office/word/2006/wordml" xmlns:wps="http://schemas.microsoft.com/office/word/2010/wordprocessingShape" mc:Ignorable="w14 w15 w16se w16cid w16 w16cex w16sdtdh w16sdtfl w16du wp14">
   <w:endnote w:type="separator" w:id="-1">
     <w:p>
       <w:r>
@@ -627,20 +705,20 @@
 </file>
 
 <file path=word/footer1.xml><?xml version="1.0" encoding="utf-8"?>
-<w:ftr xmlns:wpc="http://schemas.microsoft.com/office/word/2010/wordprocessingCanvas" xmlns:cx="http://schemas.microsoft.com/office/drawing/2014/chartex" xmlns:cx1="http://schemas.microsoft.com/office/drawing/2015/9/8/chartex" xmlns:cx2="http://schemas.microsoft.com/office/drawing/2015/10/21/chartex" xmlns:cx3="http://schemas.microsoft.com/office/drawing/2016/5/9/chartex" xmlns:cx4="http://schemas.microsoft.com/office/drawing/2016/5/10/chartex" xmlns:cx5="http://schemas.microsoft.com/office/drawing/2016/5/11/chartex" xmlns:cx6="http://schemas.microsoft.com/office/drawing/2016/5/12/chartex" xmlns:cx7="http://schemas.microsoft.com/office/drawing/2016/5/13/chartex" xmlns:cx8="http://schemas.microsoft.com/office/drawing/2016/5/14/chartex" xmlns:mc="http://schemas.openxmlformats.org/markup-compatibility/2006" xmlns:aink="http://schemas.microsoft.com/office/drawing/2016/ink" xmlns:am3d="http://schemas.microsoft.com/office/drawing/2017/model3d" xmlns:o="urn:schemas-microsoft-com:office:office" xmlns:r="http://schemas.openxmlformats.org/officeDocument/2006/relationships" xmlns:m="http://schemas.openxmlformats.org/officeDocument/2006/math" xmlns:v="urn:schemas-microsoft-com:vml" xmlns:wp14="http://schemas.microsoft.com/office/word/2010/wordprocessingDrawing" xmlns:wp="http://schemas.openxmlformats.org/drawingml/2006/wordprocessingDrawing" xmlns:w10="urn:schemas-microsoft-com:office:word" xmlns:w="http://schemas.openxmlformats.org/wordprocessingml/2006/main" xmlns:w14="http://schemas.microsoft.com/office/word/2010/wordml" xmlns:w15="http://schemas.microsoft.com/office/word/2012/wordml" xmlns:w16cex="http://schemas.microsoft.com/office/word/2018/wordml/cex" xmlns:w16cid="http://schemas.microsoft.com/office/word/2016/wordml/cid" xmlns:w16="http://schemas.microsoft.com/office/word/2018/wordml" xmlns:w16sdtdh="http://schemas.microsoft.com/office/word/2020/wordml/sdtdatahash" xmlns:w16se="http://schemas.microsoft.com/office/word/2015/wordml/symex" xmlns:wpg="http://schemas.microsoft.com/office/word/2010/wordprocessingGroup" xmlns:wpi="http://schemas.microsoft.com/office/word/2010/wordprocessingInk" xmlns:wne="http://schemas.microsoft.com/office/word/2006/wordml" xmlns:wps="http://schemas.microsoft.com/office/word/2010/wordprocessingShape" mc:Ignorable="w14 w15 w16se w16cid w16 w16cex w16sdtdh wp14">
+<w:ftr xmlns:wpc="http://schemas.microsoft.com/office/word/2010/wordprocessingCanvas" xmlns:cx="http://schemas.microsoft.com/office/drawing/2014/chartex" xmlns:cx1="http://schemas.microsoft.com/office/drawing/2015/9/8/chartex" xmlns:cx2="http://schemas.microsoft.com/office/drawing/2015/10/21/chartex" xmlns:cx3="http://schemas.microsoft.com/office/drawing/2016/5/9/chartex" xmlns:cx4="http://schemas.microsoft.com/office/drawing/2016/5/10/chartex" xmlns:cx5="http://schemas.microsoft.com/office/drawing/2016/5/11/chartex" xmlns:cx6="http://schemas.microsoft.com/office/drawing/2016/5/12/chartex" xmlns:cx7="http://schemas.microsoft.com/office/drawing/2016/5/13/chartex" xmlns:cx8="http://schemas.microsoft.com/office/drawing/2016/5/14/chartex" xmlns:mc="http://schemas.openxmlformats.org/markup-compatibility/2006" xmlns:aink="http://schemas.microsoft.com/office/drawing/2016/ink" xmlns:am3d="http://schemas.microsoft.com/office/drawing/2017/model3d" xmlns:o="urn:schemas-microsoft-com:office:office" xmlns:oel="http://schemas.microsoft.com/office/2019/extlst" xmlns:r="http://schemas.openxmlformats.org/officeDocument/2006/relationships" xmlns:m="http://schemas.openxmlformats.org/officeDocument/2006/math" xmlns:v="urn:schemas-microsoft-com:vml" xmlns:wp14="http://schemas.microsoft.com/office/word/2010/wordprocessingDrawing" xmlns:wp="http://schemas.openxmlformats.org/drawingml/2006/wordprocessingDrawing" xmlns:w10="urn:schemas-microsoft-com:office:word" xmlns:w="http://schemas.openxmlformats.org/wordprocessingml/2006/main" xmlns:w14="http://schemas.microsoft.com/office/word/2010/wordml" xmlns:w15="http://schemas.microsoft.com/office/word/2012/wordml" xmlns:w16cex="http://schemas.microsoft.com/office/word/2018/wordml/cex" xmlns:w16cid="http://schemas.microsoft.com/office/word/2016/wordml/cid" xmlns:w16="http://schemas.microsoft.com/office/word/2018/wordml" xmlns:w16du="http://schemas.microsoft.com/office/word/2023/wordml/word16du" xmlns:w16sdtdh="http://schemas.microsoft.com/office/word/2020/wordml/sdtdatahash" xmlns:w16sdtfl="http://schemas.microsoft.com/office/word/2024/wordml/sdtformatlock" xmlns:w16se="http://schemas.microsoft.com/office/word/2015/wordml/symex" xmlns:wpg="http://schemas.microsoft.com/office/word/2010/wordprocessingGroup" xmlns:wpi="http://schemas.microsoft.com/office/word/2010/wordprocessingInk" xmlns:wne="http://schemas.microsoft.com/office/word/2006/wordml" xmlns:wps="http://schemas.microsoft.com/office/word/2010/wordprocessingShape" mc:Ignorable="w14 w15 w16se w16cid w16 w16cex w16sdtdh w16sdtfl w16du wp14">
   <w:p>
     <w:pPr>
-      <w:pStyle w:val="Footer"/>
+      <w:pStyle w:val="Pidipagina"/>
     </w:pPr>
   </w:p>
 </w:ftr>
 </file>
 
 <file path=word/footer2.xml><?xml version="1.0" encoding="utf-8"?>
-<w:ftr xmlns:wpc="http://schemas.microsoft.com/office/word/2010/wordprocessingCanvas" xmlns:cx="http://schemas.microsoft.com/office/drawing/2014/chartex" xmlns:cx1="http://schemas.microsoft.com/office/drawing/2015/9/8/chartex" xmlns:cx2="http://schemas.microsoft.com/office/drawing/2015/10/21/chartex" xmlns:cx3="http://schemas.microsoft.com/office/drawing/2016/5/9/chartex" xmlns:cx4="http://schemas.microsoft.com/office/drawing/2016/5/10/chartex" xmlns:cx5="http://schemas.microsoft.com/office/drawing/2016/5/11/chartex" xmlns:cx6="http://schemas.microsoft.com/office/drawing/2016/5/12/chartex" xmlns:cx7="http://schemas.microsoft.com/office/drawing/2016/5/13/chartex" xmlns:cx8="http://schemas.microsoft.com/office/drawing/2016/5/14/chartex" xmlns:mc="http://schemas.openxmlformats.org/markup-compatibility/2006" xmlns:aink="http://schemas.microsoft.com/office/drawing/2016/ink" xmlns:am3d="http://schemas.microsoft.com/office/drawing/2017/model3d" xmlns:o="urn:schemas-microsoft-com:office:office" xmlns:r="http://schemas.openxmlformats.org/officeDocument/2006/relationships" xmlns:m="http://schemas.openxmlformats.org/officeDocument/2006/math" xmlns:v="urn:schemas-microsoft-com:vml" xmlns:wp14="http://schemas.microsoft.com/office/word/2010/wordprocessingDrawing" xmlns:wp="http://schemas.openxmlformats.org/drawingml/2006/wordprocessingDrawing" xmlns:w10="urn:schemas-microsoft-com:office:word" xmlns:w="http://schemas.openxmlformats.org/wordprocessingml/2006/main" xmlns:w14="http://schemas.microsoft.com/office/word/2010/wordml" xmlns:w15="http://schemas.microsoft.com/office/word/2012/wordml" xmlns:w16cex="http://schemas.microsoft.com/office/word/2018/wordml/cex" xmlns:w16cid="http://schemas.microsoft.com/office/word/2016/wordml/cid" xmlns:w16="http://schemas.microsoft.com/office/word/2018/wordml" xmlns:w16sdtdh="http://schemas.microsoft.com/office/word/2020/wordml/sdtdatahash" xmlns:w16se="http://schemas.microsoft.com/office/word/2015/wordml/symex" xmlns:wpg="http://schemas.microsoft.com/office/word/2010/wordprocessingGroup" xmlns:wpi="http://schemas.microsoft.com/office/word/2010/wordprocessingInk" xmlns:wne="http://schemas.microsoft.com/office/word/2006/wordml" xmlns:wps="http://schemas.microsoft.com/office/word/2010/wordprocessingShape" mc:Ignorable="w14 w15 w16se w16cid w16 w16cex w16sdtdh wp14">
+<w:ftr xmlns:wpc="http://schemas.microsoft.com/office/word/2010/wordprocessingCanvas" xmlns:cx="http://schemas.microsoft.com/office/drawing/2014/chartex" xmlns:cx1="http://schemas.microsoft.com/office/drawing/2015/9/8/chartex" xmlns:cx2="http://schemas.microsoft.com/office/drawing/2015/10/21/chartex" xmlns:cx3="http://schemas.microsoft.com/office/drawing/2016/5/9/chartex" xmlns:cx4="http://schemas.microsoft.com/office/drawing/2016/5/10/chartex" xmlns:cx5="http://schemas.microsoft.com/office/drawing/2016/5/11/chartex" xmlns:cx6="http://schemas.microsoft.com/office/drawing/2016/5/12/chartex" xmlns:cx7="http://schemas.microsoft.com/office/drawing/2016/5/13/chartex" xmlns:cx8="http://schemas.microsoft.com/office/drawing/2016/5/14/chartex" xmlns:mc="http://schemas.openxmlformats.org/markup-compatibility/2006" xmlns:aink="http://schemas.microsoft.com/office/drawing/2016/ink" xmlns:am3d="http://schemas.microsoft.com/office/drawing/2017/model3d" xmlns:o="urn:schemas-microsoft-com:office:office" xmlns:oel="http://schemas.microsoft.com/office/2019/extlst" xmlns:r="http://schemas.openxmlformats.org/officeDocument/2006/relationships" xmlns:m="http://schemas.openxmlformats.org/officeDocument/2006/math" xmlns:v="urn:schemas-microsoft-com:vml" xmlns:wp14="http://schemas.microsoft.com/office/word/2010/wordprocessingDrawing" xmlns:wp="http://schemas.openxmlformats.org/drawingml/2006/wordprocessingDrawing" xmlns:w10="urn:schemas-microsoft-com:office:word" xmlns:w="http://schemas.openxmlformats.org/wordprocessingml/2006/main" xmlns:w14="http://schemas.microsoft.com/office/word/2010/wordml" xmlns:w15="http://schemas.microsoft.com/office/word/2012/wordml" xmlns:w16cex="http://schemas.microsoft.com/office/word/2018/wordml/cex" xmlns:w16cid="http://schemas.microsoft.com/office/word/2016/wordml/cid" xmlns:w16="http://schemas.microsoft.com/office/word/2018/wordml" xmlns:w16du="http://schemas.microsoft.com/office/word/2023/wordml/word16du" xmlns:w16sdtdh="http://schemas.microsoft.com/office/word/2020/wordml/sdtdatahash" xmlns:w16sdtfl="http://schemas.microsoft.com/office/word/2024/wordml/sdtformatlock" xmlns:w16se="http://schemas.microsoft.com/office/word/2015/wordml/symex" xmlns:wpg="http://schemas.microsoft.com/office/word/2010/wordprocessingGroup" xmlns:wpi="http://schemas.microsoft.com/office/word/2010/wordprocessingInk" xmlns:wne="http://schemas.microsoft.com/office/word/2006/wordml" xmlns:wps="http://schemas.microsoft.com/office/word/2010/wordprocessingShape" mc:Ignorable="w14 w15 w16se w16cid w16 w16cex w16sdtdh w16sdtfl w16du wp14">
   <w:p>
     <w:pPr>
-      <w:pStyle w:val="Footer"/>
+      <w:pStyle w:val="Pidipagina"/>
       <w:jc w:val="center"/>
       <w:rPr>
         <w:color w:val="808080"/>
@@ -654,7 +732,7 @@
         <w:color w:val="808080"/>
         <w:sz w:val="20"/>
       </w:rPr>
-      <w:pict>
+      <w:pict w14:anchorId="68E56911">
         <v:line id="_x0000_s1040" style="position:absolute;left:0;text-align:left;z-index:251657728" from="13.05pt,6.05pt" to="479.55pt,6.05pt" strokecolor="blue"/>
       </w:pict>
     </w:r>
@@ -683,7 +761,7 @@
         </w:tcPr>
         <w:p>
           <w:pPr>
-            <w:pStyle w:val="Footer"/>
+            <w:pStyle w:val="Pidipagina"/>
             <w:ind w:right="701"/>
             <w:rPr>
               <w:lang w:val="en-US"/>
@@ -692,7 +770,7 @@
         </w:p>
         <w:p>
           <w:pPr>
-            <w:pStyle w:val="Footer"/>
+            <w:pStyle w:val="Pidipagina"/>
             <w:rPr>
               <w:rFonts w:cs="Arial"/>
               <w:b/>
@@ -706,7 +784,7 @@
         </w:p>
         <w:p>
           <w:pPr>
-            <w:pStyle w:val="Footer"/>
+            <w:pStyle w:val="Pidipagina"/>
             <w:rPr>
               <w:rFonts w:cs="Arial"/>
               <w:b/>
@@ -720,7 +798,7 @@
         </w:p>
         <w:p>
           <w:pPr>
-            <w:pStyle w:val="Footer"/>
+            <w:pStyle w:val="Pidipagina"/>
             <w:rPr>
               <w:rFonts w:cs="Arial"/>
               <w:b/>
@@ -734,7 +812,7 @@
         </w:p>
         <w:p>
           <w:pPr>
-            <w:pStyle w:val="Footer"/>
+            <w:pStyle w:val="Pidipagina"/>
             <w:rPr>
               <w:rFonts w:cs="Arial"/>
               <w:b/>
@@ -755,12 +833,38 @@
               <w:szCs w:val="14"/>
               <w:lang w:val="en-GB"/>
             </w:rPr>
-            <w:t xml:space="preserve">HQ Engineering S.r.l. </w:t>
+            <w:t xml:space="preserve">HQ Engineering </w:t>
+          </w:r>
+          <w:proofErr w:type="spellStart"/>
+          <w:r>
+            <w:rPr>
+              <w:rFonts w:cs="Arial"/>
+              <w:b/>
+              <w:smallCaps/>
+              <w:color w:val="365F91"/>
+              <w:sz w:val="18"/>
+              <w:szCs w:val="14"/>
+              <w:lang w:val="en-GB"/>
+            </w:rPr>
+            <w:t>S.r.l</w:t>
+          </w:r>
+          <w:proofErr w:type="spellEnd"/>
+          <w:r>
+            <w:rPr>
+              <w:rFonts w:cs="Arial"/>
+              <w:b/>
+              <w:smallCaps/>
+              <w:color w:val="365F91"/>
+              <w:sz w:val="18"/>
+              <w:szCs w:val="14"/>
+              <w:lang w:val="en-GB"/>
+            </w:rPr>
+            <w:t xml:space="preserve">. </w:t>
           </w:r>
         </w:p>
         <w:p>
           <w:pPr>
-            <w:pStyle w:val="Footer"/>
+            <w:pStyle w:val="Pidipagina"/>
             <w:ind w:right="701"/>
             <w:rPr>
               <w:rFonts w:cs="Arial"/>
@@ -780,7 +884,7 @@
         </w:tcPr>
         <w:p>
           <w:pPr>
-            <w:pStyle w:val="Footer"/>
+            <w:pStyle w:val="Pidipagina"/>
             <w:rPr>
               <w:rFonts w:cs="Arial"/>
               <w:b/>
@@ -794,7 +898,7 @@
         </w:p>
         <w:p>
           <w:pPr>
-            <w:pStyle w:val="Footer"/>
+            <w:pStyle w:val="Pidipagina"/>
             <w:rPr>
               <w:rFonts w:cs="Arial"/>
               <w:smallCaps/>
@@ -807,7 +911,7 @@
         </w:p>
         <w:p>
           <w:pPr>
-            <w:pStyle w:val="Footer"/>
+            <w:pStyle w:val="Pidipagina"/>
             <w:rPr>
               <w:rFonts w:cs="Arial"/>
               <w:smallCaps/>
@@ -820,7 +924,7 @@
         </w:p>
         <w:p>
           <w:pPr>
-            <w:pStyle w:val="Footer"/>
+            <w:pStyle w:val="Pidipagina"/>
             <w:rPr>
               <w:rFonts w:cs="Arial"/>
               <w:smallCaps/>
@@ -833,7 +937,7 @@
         </w:p>
         <w:p>
           <w:pPr>
-            <w:pStyle w:val="Footer"/>
+            <w:pStyle w:val="Pidipagina"/>
             <w:rPr>
               <w:rFonts w:cs="Arial"/>
               <w:smallCaps/>
@@ -855,7 +959,7 @@
         </w:p>
         <w:p>
           <w:pPr>
-            <w:pStyle w:val="Footer"/>
+            <w:pStyle w:val="Pidipagina"/>
             <w:rPr>
               <w:rFonts w:cs="Arial"/>
               <w:smallCaps/>
@@ -877,7 +981,7 @@
         </w:p>
         <w:p>
           <w:pPr>
-            <w:pStyle w:val="Footer"/>
+            <w:pStyle w:val="Pidipagina"/>
             <w:rPr>
               <w:rFonts w:cs="Arial"/>
               <w:smallCaps/>
@@ -895,8 +999,42 @@
               <w:sz w:val="14"/>
               <w:szCs w:val="14"/>
             </w:rPr>
-            <w:t>10.000 €  i.v.</w:t>
+            <w:t xml:space="preserve">10.000 </w:t>
           </w:r>
+          <w:proofErr w:type="gramStart"/>
+          <w:r>
+            <w:rPr>
+              <w:rFonts w:cs="Arial"/>
+              <w:smallCaps/>
+              <w:color w:val="365F91"/>
+              <w:sz w:val="14"/>
+              <w:szCs w:val="14"/>
+            </w:rPr>
+            <w:t xml:space="preserve">€  </w:t>
+          </w:r>
+          <w:proofErr w:type="spellStart"/>
+          <w:r>
+            <w:rPr>
+              <w:rFonts w:cs="Arial"/>
+              <w:smallCaps/>
+              <w:color w:val="365F91"/>
+              <w:sz w:val="14"/>
+              <w:szCs w:val="14"/>
+            </w:rPr>
+            <w:t>i.v</w:t>
+          </w:r>
+          <w:proofErr w:type="spellEnd"/>
+          <w:r>
+            <w:rPr>
+              <w:rFonts w:cs="Arial"/>
+              <w:smallCaps/>
+              <w:color w:val="365F91"/>
+              <w:sz w:val="14"/>
+              <w:szCs w:val="14"/>
+            </w:rPr>
+            <w:t>.</w:t>
+          </w:r>
+          <w:proofErr w:type="gramEnd"/>
         </w:p>
       </w:tc>
       <w:tc>
@@ -905,7 +1043,7 @@
         </w:tcPr>
         <w:p>
           <w:pPr>
-            <w:pStyle w:val="Footer"/>
+            <w:pStyle w:val="Pidipagina"/>
             <w:rPr>
               <w:rFonts w:cs="Arial"/>
               <w:smallCaps/>
@@ -917,7 +1055,7 @@
         </w:p>
         <w:p>
           <w:pPr>
-            <w:pStyle w:val="Footer"/>
+            <w:pStyle w:val="Pidipagina"/>
             <w:ind w:right="204"/>
             <w:rPr>
               <w:rFonts w:cs="Arial"/>
@@ -930,7 +1068,7 @@
         </w:p>
         <w:p>
           <w:pPr>
-            <w:pStyle w:val="Footer"/>
+            <w:pStyle w:val="Pidipagina"/>
             <w:ind w:right="204"/>
             <w:rPr>
               <w:rFonts w:cs="Arial"/>
@@ -943,7 +1081,7 @@
         </w:p>
         <w:p>
           <w:pPr>
-            <w:pStyle w:val="Footer"/>
+            <w:pStyle w:val="Pidipagina"/>
             <w:ind w:right="204"/>
             <w:rPr>
               <w:rFonts w:cs="Arial"/>
@@ -956,7 +1094,7 @@
         </w:p>
         <w:p>
           <w:pPr>
-            <w:pStyle w:val="Footer"/>
+            <w:pStyle w:val="Pidipagina"/>
             <w:ind w:right="204"/>
             <w:rPr>
               <w:rFonts w:cs="Arial"/>
@@ -979,7 +1117,7 @@
         </w:p>
         <w:p>
           <w:pPr>
-            <w:pStyle w:val="Footer"/>
+            <w:pStyle w:val="Pidipagina"/>
             <w:ind w:right="204"/>
             <w:rPr>
               <w:rFonts w:cs="Arial"/>
@@ -1002,7 +1140,7 @@
         </w:p>
         <w:p>
           <w:pPr>
-            <w:pStyle w:val="Footer"/>
+            <w:pStyle w:val="Pidipagina"/>
             <w:rPr>
               <w:rFonts w:cs="Arial"/>
               <w:smallCaps/>
@@ -1054,7 +1192,7 @@
         </w:p>
         <w:p>
           <w:pPr>
-            <w:pStyle w:val="Footer"/>
+            <w:pStyle w:val="Pidipagina"/>
             <w:rPr>
               <w:rFonts w:cs="Arial"/>
               <w:smallCaps/>
@@ -1063,6 +1201,7 @@
               <w:szCs w:val="14"/>
             </w:rPr>
           </w:pPr>
+          <w:proofErr w:type="gramStart"/>
           <w:r>
             <w:rPr>
               <w:rFonts w:cs="Arial"/>
@@ -1093,6 +1232,7 @@
             </w:rPr>
             <w:t xml:space="preserve"> Milano</w:t>
           </w:r>
+          <w:proofErr w:type="gramEnd"/>
         </w:p>
       </w:tc>
       <w:tc>
@@ -1101,7 +1241,7 @@
         </w:tcPr>
         <w:p>
           <w:pPr>
-            <w:pStyle w:val="Footer"/>
+            <w:pStyle w:val="Pidipagina"/>
             <w:ind w:right="204"/>
             <w:rPr>
               <w:rFonts w:cs="Arial"/>
@@ -1115,7 +1255,7 @@
         </w:p>
         <w:p>
           <w:pPr>
-            <w:pStyle w:val="Footer"/>
+            <w:pStyle w:val="Pidipagina"/>
             <w:rPr>
               <w:rFonts w:cs="Arial"/>
               <w:smallCaps/>
@@ -1128,7 +1268,7 @@
         </w:p>
         <w:p>
           <w:pPr>
-            <w:pStyle w:val="Footer"/>
+            <w:pStyle w:val="Pidipagina"/>
             <w:rPr>
               <w:rFonts w:cs="Arial"/>
               <w:smallCaps/>
@@ -1141,7 +1281,7 @@
         </w:p>
         <w:p>
           <w:pPr>
-            <w:pStyle w:val="Footer"/>
+            <w:pStyle w:val="Pidipagina"/>
             <w:rPr>
               <w:rFonts w:cs="Arial"/>
               <w:smallCaps/>
@@ -1154,7 +1294,7 @@
         </w:p>
         <w:p>
           <w:pPr>
-            <w:pStyle w:val="Footer"/>
+            <w:pStyle w:val="Pidipagina"/>
             <w:rPr>
               <w:rFonts w:cs="Arial"/>
               <w:smallCaps/>
@@ -1178,7 +1318,7 @@
         </w:p>
         <w:p>
           <w:pPr>
-            <w:pStyle w:val="Footer"/>
+            <w:pStyle w:val="Pidipagina"/>
             <w:rPr>
               <w:rFonts w:cs="Arial"/>
               <w:smallCaps/>
@@ -1202,7 +1342,7 @@
         </w:p>
         <w:p>
           <w:pPr>
-            <w:pStyle w:val="Footer"/>
+            <w:pStyle w:val="Pidipagina"/>
             <w:rPr>
               <w:rFonts w:cs="Arial"/>
               <w:smallCaps/>
@@ -1231,7 +1371,7 @@
         </w:tcPr>
         <w:p>
           <w:pPr>
-            <w:pStyle w:val="Footer"/>
+            <w:pStyle w:val="Pidipagina"/>
             <w:ind w:right="701"/>
             <w:rPr>
               <w:lang w:val="en-US"/>
@@ -1246,7 +1386,7 @@
               <w:szCs w:val="14"/>
               <w:lang w:val="en-US"/>
             </w:rPr>
-            <w:pict>
+            <w:pict w14:anchorId="43FCA28B">
               <v:shapetype id="_x0000_t75" coordsize="21600,21600" o:spt="75" o:preferrelative="t" path="m@4@5l@4@11@9@11@9@5xe" filled="f" stroked="f">
                 <v:stroke joinstyle="miter"/>
                 <v:formulas>
@@ -1283,7 +1423,7 @@
         </w:p>
         <w:p>
           <w:pPr>
-            <w:pStyle w:val="Footer"/>
+            <w:pStyle w:val="Pidipagina"/>
             <w:rPr>
               <w:rFonts w:cs="Arial"/>
               <w:smallCaps/>
@@ -1299,7 +1439,7 @@
   </w:tbl>
   <w:p>
     <w:pPr>
-      <w:pStyle w:val="Footer"/>
+      <w:pStyle w:val="Pidipagina"/>
       <w:rPr>
         <w:lang w:val="en-GB"/>
       </w:rPr>
@@ -1309,17 +1449,17 @@
 </file>
 
 <file path=word/footer3.xml><?xml version="1.0" encoding="utf-8"?>
-<w:ftr xmlns:wpc="http://schemas.microsoft.com/office/word/2010/wordprocessingCanvas" xmlns:cx="http://schemas.microsoft.com/office/drawing/2014/chartex" xmlns:cx1="http://schemas.microsoft.com/office/drawing/2015/9/8/chartex" xmlns:cx2="http://schemas.microsoft.com/office/drawing/2015/10/21/chartex" xmlns:cx3="http://schemas.microsoft.com/office/drawing/2016/5/9/chartex" xmlns:cx4="http://schemas.microsoft.com/office/drawing/2016/5/10/chartex" xmlns:cx5="http://schemas.microsoft.com/office/drawing/2016/5/11/chartex" xmlns:cx6="http://schemas.microsoft.com/office/drawing/2016/5/12/chartex" xmlns:cx7="http://schemas.microsoft.com/office/drawing/2016/5/13/chartex" xmlns:cx8="http://schemas.microsoft.com/office/drawing/2016/5/14/chartex" xmlns:mc="http://schemas.openxmlformats.org/markup-compatibility/2006" xmlns:aink="http://schemas.microsoft.com/office/drawing/2016/ink" xmlns:am3d="http://schemas.microsoft.com/office/drawing/2017/model3d" xmlns:o="urn:schemas-microsoft-com:office:office" xmlns:r="http://schemas.openxmlformats.org/officeDocument/2006/relationships" xmlns:m="http://schemas.openxmlformats.org/officeDocument/2006/math" xmlns:v="urn:schemas-microsoft-com:vml" xmlns:wp14="http://schemas.microsoft.com/office/word/2010/wordprocessingDrawing" xmlns:wp="http://schemas.openxmlformats.org/drawingml/2006/wordprocessingDrawing" xmlns:w10="urn:schemas-microsoft-com:office:word" xmlns:w="http://schemas.openxmlformats.org/wordprocessingml/2006/main" xmlns:w14="http://schemas.microsoft.com/office/word/2010/wordml" xmlns:w15="http://schemas.microsoft.com/office/word/2012/wordml" xmlns:w16cex="http://schemas.microsoft.com/office/word/2018/wordml/cex" xmlns:w16cid="http://schemas.microsoft.com/office/word/2016/wordml/cid" xmlns:w16="http://schemas.microsoft.com/office/word/2018/wordml" xmlns:w16sdtdh="http://schemas.microsoft.com/office/word/2020/wordml/sdtdatahash" xmlns:w16se="http://schemas.microsoft.com/office/word/2015/wordml/symex" xmlns:wpg="http://schemas.microsoft.com/office/word/2010/wordprocessingGroup" xmlns:wpi="http://schemas.microsoft.com/office/word/2010/wordprocessingInk" xmlns:wne="http://schemas.microsoft.com/office/word/2006/wordml" xmlns:wps="http://schemas.microsoft.com/office/word/2010/wordprocessingShape" mc:Ignorable="w14 w15 w16se w16cid w16 w16cex w16sdtdh wp14">
+<w:ftr xmlns:wpc="http://schemas.microsoft.com/office/word/2010/wordprocessingCanvas" xmlns:cx="http://schemas.microsoft.com/office/drawing/2014/chartex" xmlns:cx1="http://schemas.microsoft.com/office/drawing/2015/9/8/chartex" xmlns:cx2="http://schemas.microsoft.com/office/drawing/2015/10/21/chartex" xmlns:cx3="http://schemas.microsoft.com/office/drawing/2016/5/9/chartex" xmlns:cx4="http://schemas.microsoft.com/office/drawing/2016/5/10/chartex" xmlns:cx5="http://schemas.microsoft.com/office/drawing/2016/5/11/chartex" xmlns:cx6="http://schemas.microsoft.com/office/drawing/2016/5/12/chartex" xmlns:cx7="http://schemas.microsoft.com/office/drawing/2016/5/13/chartex" xmlns:cx8="http://schemas.microsoft.com/office/drawing/2016/5/14/chartex" xmlns:mc="http://schemas.openxmlformats.org/markup-compatibility/2006" xmlns:aink="http://schemas.microsoft.com/office/drawing/2016/ink" xmlns:am3d="http://schemas.microsoft.com/office/drawing/2017/model3d" xmlns:o="urn:schemas-microsoft-com:office:office" xmlns:oel="http://schemas.microsoft.com/office/2019/extlst" xmlns:r="http://schemas.openxmlformats.org/officeDocument/2006/relationships" xmlns:m="http://schemas.openxmlformats.org/officeDocument/2006/math" xmlns:v="urn:schemas-microsoft-com:vml" xmlns:wp14="http://schemas.microsoft.com/office/word/2010/wordprocessingDrawing" xmlns:wp="http://schemas.openxmlformats.org/drawingml/2006/wordprocessingDrawing" xmlns:w10="urn:schemas-microsoft-com:office:word" xmlns:w="http://schemas.openxmlformats.org/wordprocessingml/2006/main" xmlns:w14="http://schemas.microsoft.com/office/word/2010/wordml" xmlns:w15="http://schemas.microsoft.com/office/word/2012/wordml" xmlns:w16cex="http://schemas.microsoft.com/office/word/2018/wordml/cex" xmlns:w16cid="http://schemas.microsoft.com/office/word/2016/wordml/cid" xmlns:w16="http://schemas.microsoft.com/office/word/2018/wordml" xmlns:w16du="http://schemas.microsoft.com/office/word/2023/wordml/word16du" xmlns:w16sdtdh="http://schemas.microsoft.com/office/word/2020/wordml/sdtdatahash" xmlns:w16sdtfl="http://schemas.microsoft.com/office/word/2024/wordml/sdtformatlock" xmlns:w16se="http://schemas.microsoft.com/office/word/2015/wordml/symex" xmlns:wpg="http://schemas.microsoft.com/office/word/2010/wordprocessingGroup" xmlns:wpi="http://schemas.microsoft.com/office/word/2010/wordprocessingInk" xmlns:wne="http://schemas.microsoft.com/office/word/2006/wordml" xmlns:wps="http://schemas.microsoft.com/office/word/2010/wordprocessingShape" mc:Ignorable="w14 w15 w16se w16cid w16 w16cex w16sdtdh w16sdtfl w16du wp14">
   <w:p>
     <w:pPr>
-      <w:pStyle w:val="Footer"/>
+      <w:pStyle w:val="Pidipagina"/>
     </w:pPr>
   </w:p>
 </w:ftr>
 </file>
 
 <file path=word/footnotes.xml><?xml version="1.0" encoding="utf-8"?>
-<w:footnotes xmlns:wpc="http://schemas.microsoft.com/office/word/2010/wordprocessingCanvas" xmlns:cx="http://schemas.microsoft.com/office/drawing/2014/chartex" xmlns:cx1="http://schemas.microsoft.com/office/drawing/2015/9/8/chartex" xmlns:cx2="http://schemas.microsoft.com/office/drawing/2015/10/21/chartex" xmlns:cx3="http://schemas.microsoft.com/office/drawing/2016/5/9/chartex" xmlns:cx4="http://schemas.microsoft.com/office/drawing/2016/5/10/chartex" xmlns:cx5="http://schemas.microsoft.com/office/drawing/2016/5/11/chartex" xmlns:cx6="http://schemas.microsoft.com/office/drawing/2016/5/12/chartex" xmlns:cx7="http://schemas.microsoft.com/office/drawing/2016/5/13/chartex" xmlns:cx8="http://schemas.microsoft.com/office/drawing/2016/5/14/chartex" xmlns:mc="http://schemas.openxmlformats.org/markup-compatibility/2006" xmlns:aink="http://schemas.microsoft.com/office/drawing/2016/ink" xmlns:am3d="http://schemas.microsoft.com/office/drawing/2017/model3d" xmlns:o="urn:schemas-microsoft-com:office:office" xmlns:r="http://schemas.openxmlformats.org/officeDocument/2006/relationships" xmlns:m="http://schemas.openxmlformats.org/officeDocument/2006/math" xmlns:v="urn:schemas-microsoft-com:vml" xmlns:wp14="http://schemas.microsoft.com/office/word/2010/wordprocessingDrawing" xmlns:wp="http://schemas.openxmlformats.org/drawingml/2006/wordprocessingDrawing" xmlns:w10="urn:schemas-microsoft-com:office:word" xmlns:w="http://schemas.openxmlformats.org/wordprocessingml/2006/main" xmlns:w14="http://schemas.microsoft.com/office/word/2010/wordml" xmlns:w15="http://schemas.microsoft.com/office/word/2012/wordml" xmlns:w16cex="http://schemas.microsoft.com/office/word/2018/wordml/cex" xmlns:w16cid="http://schemas.microsoft.com/office/word/2016/wordml/cid" xmlns:w16="http://schemas.microsoft.com/office/word/2018/wordml" xmlns:w16sdtdh="http://schemas.microsoft.com/office/word/2020/wordml/sdtdatahash" xmlns:w16se="http://schemas.microsoft.com/office/word/2015/wordml/symex" xmlns:wpg="http://schemas.microsoft.com/office/word/2010/wordprocessingGroup" xmlns:wpi="http://schemas.microsoft.com/office/word/2010/wordprocessingInk" xmlns:wne="http://schemas.microsoft.com/office/word/2006/wordml" xmlns:wps="http://schemas.microsoft.com/office/word/2010/wordprocessingShape" mc:Ignorable="w14 w15 w16se w16cid w16 w16cex w16sdtdh wp14">
+<w:footnotes xmlns:wpc="http://schemas.microsoft.com/office/word/2010/wordprocessingCanvas" xmlns:cx="http://schemas.microsoft.com/office/drawing/2014/chartex" xmlns:cx1="http://schemas.microsoft.com/office/drawing/2015/9/8/chartex" xmlns:cx2="http://schemas.microsoft.com/office/drawing/2015/10/21/chartex" xmlns:cx3="http://schemas.microsoft.com/office/drawing/2016/5/9/chartex" xmlns:cx4="http://schemas.microsoft.com/office/drawing/2016/5/10/chartex" xmlns:cx5="http://schemas.microsoft.com/office/drawing/2016/5/11/chartex" xmlns:cx6="http://schemas.microsoft.com/office/drawing/2016/5/12/chartex" xmlns:cx7="http://schemas.microsoft.com/office/drawing/2016/5/13/chartex" xmlns:cx8="http://schemas.microsoft.com/office/drawing/2016/5/14/chartex" xmlns:mc="http://schemas.openxmlformats.org/markup-compatibility/2006" xmlns:aink="http://schemas.microsoft.com/office/drawing/2016/ink" xmlns:am3d="http://schemas.microsoft.com/office/drawing/2017/model3d" xmlns:o="urn:schemas-microsoft-com:office:office" xmlns:oel="http://schemas.microsoft.com/office/2019/extlst" xmlns:r="http://schemas.openxmlformats.org/officeDocument/2006/relationships" xmlns:m="http://schemas.openxmlformats.org/officeDocument/2006/math" xmlns:v="urn:schemas-microsoft-com:vml" xmlns:wp14="http://schemas.microsoft.com/office/word/2010/wordprocessingDrawing" xmlns:wp="http://schemas.openxmlformats.org/drawingml/2006/wordprocessingDrawing" xmlns:w10="urn:schemas-microsoft-com:office:word" xmlns:w="http://schemas.openxmlformats.org/wordprocessingml/2006/main" xmlns:w14="http://schemas.microsoft.com/office/word/2010/wordml" xmlns:w15="http://schemas.microsoft.com/office/word/2012/wordml" xmlns:w16cex="http://schemas.microsoft.com/office/word/2018/wordml/cex" xmlns:w16cid="http://schemas.microsoft.com/office/word/2016/wordml/cid" xmlns:w16="http://schemas.microsoft.com/office/word/2018/wordml" xmlns:w16du="http://schemas.microsoft.com/office/word/2023/wordml/word16du" xmlns:w16sdtdh="http://schemas.microsoft.com/office/word/2020/wordml/sdtdatahash" xmlns:w16sdtfl="http://schemas.microsoft.com/office/word/2024/wordml/sdtformatlock" xmlns:w16se="http://schemas.microsoft.com/office/word/2015/wordml/symex" xmlns:wpg="http://schemas.microsoft.com/office/word/2010/wordprocessingGroup" xmlns:wpi="http://schemas.microsoft.com/office/word/2010/wordprocessingInk" xmlns:wne="http://schemas.microsoft.com/office/word/2006/wordml" xmlns:wps="http://schemas.microsoft.com/office/word/2010/wordprocessingShape" mc:Ignorable="w14 w15 w16se w16cid w16 w16cex w16sdtdh w16sdtfl w16du wp14">
   <w:footnote w:type="separator" w:id="-1">
     <w:p>
       <w:r>
@@ -1338,17 +1478,17 @@
 </file>
 
 <file path=word/header1.xml><?xml version="1.0" encoding="utf-8"?>
-<w:hdr xmlns:wpc="http://schemas.microsoft.com/office/word/2010/wordprocessingCanvas" xmlns:cx="http://schemas.microsoft.com/office/drawing/2014/chartex" xmlns:cx1="http://schemas.microsoft.com/office/drawing/2015/9/8/chartex" xmlns:cx2="http://schemas.microsoft.com/office/drawing/2015/10/21/chartex" xmlns:cx3="http://schemas.microsoft.com/office/drawing/2016/5/9/chartex" xmlns:cx4="http://schemas.microsoft.com/office/drawing/2016/5/10/chartex" xmlns:cx5="http://schemas.microsoft.com/office/drawing/2016/5/11/chartex" xmlns:cx6="http://schemas.microsoft.com/office/drawing/2016/5/12/chartex" xmlns:cx7="http://schemas.microsoft.com/office/drawing/2016/5/13/chartex" xmlns:cx8="http://schemas.microsoft.com/office/drawing/2016/5/14/chartex" xmlns:mc="http://schemas.openxmlformats.org/markup-compatibility/2006" xmlns:aink="http://schemas.microsoft.com/office/drawing/2016/ink" xmlns:am3d="http://schemas.microsoft.com/office/drawing/2017/model3d" xmlns:o="urn:schemas-microsoft-com:office:office" xmlns:r="http://schemas.openxmlformats.org/officeDocument/2006/relationships" xmlns:m="http://schemas.openxmlformats.org/officeDocument/2006/math" xmlns:v="urn:schemas-microsoft-com:vml" xmlns:wp14="http://schemas.microsoft.com/office/word/2010/wordprocessingDrawing" xmlns:wp="http://schemas.openxmlformats.org/drawingml/2006/wordprocessingDrawing" xmlns:w10="urn:schemas-microsoft-com:office:word" xmlns:w="http://schemas.openxmlformats.org/wordprocessingml/2006/main" xmlns:w14="http://schemas.microsoft.com/office/word/2010/wordml" xmlns:w15="http://schemas.microsoft.com/office/word/2012/wordml" xmlns:w16cex="http://schemas.microsoft.com/office/word/2018/wordml/cex" xmlns:w16cid="http://schemas.microsoft.com/office/word/2016/wordml/cid" xmlns:w16="http://schemas.microsoft.com/office/word/2018/wordml" xmlns:w16sdtdh="http://schemas.microsoft.com/office/word/2020/wordml/sdtdatahash" xmlns:w16se="http://schemas.microsoft.com/office/word/2015/wordml/symex" xmlns:wpg="http://schemas.microsoft.com/office/word/2010/wordprocessingGroup" xmlns:wpi="http://schemas.microsoft.com/office/word/2010/wordprocessingInk" xmlns:wne="http://schemas.microsoft.com/office/word/2006/wordml" xmlns:wps="http://schemas.microsoft.com/office/word/2010/wordprocessingShape" mc:Ignorable="w14 w15 w16se w16cid w16 w16cex w16sdtdh wp14">
+<w:hdr xmlns:wpc="http://schemas.microsoft.com/office/word/2010/wordprocessingCanvas" xmlns:cx="http://schemas.microsoft.com/office/drawing/2014/chartex" xmlns:cx1="http://schemas.microsoft.com/office/drawing/2015/9/8/chartex" xmlns:cx2="http://schemas.microsoft.com/office/drawing/2015/10/21/chartex" xmlns:cx3="http://schemas.microsoft.com/office/drawing/2016/5/9/chartex" xmlns:cx4="http://schemas.microsoft.com/office/drawing/2016/5/10/chartex" xmlns:cx5="http://schemas.microsoft.com/office/drawing/2016/5/11/chartex" xmlns:cx6="http://schemas.microsoft.com/office/drawing/2016/5/12/chartex" xmlns:cx7="http://schemas.microsoft.com/office/drawing/2016/5/13/chartex" xmlns:cx8="http://schemas.microsoft.com/office/drawing/2016/5/14/chartex" xmlns:mc="http://schemas.openxmlformats.org/markup-compatibility/2006" xmlns:aink="http://schemas.microsoft.com/office/drawing/2016/ink" xmlns:am3d="http://schemas.microsoft.com/office/drawing/2017/model3d" xmlns:o="urn:schemas-microsoft-com:office:office" xmlns:oel="http://schemas.microsoft.com/office/2019/extlst" xmlns:r="http://schemas.openxmlformats.org/officeDocument/2006/relationships" xmlns:m="http://schemas.openxmlformats.org/officeDocument/2006/math" xmlns:v="urn:schemas-microsoft-com:vml" xmlns:wp14="http://schemas.microsoft.com/office/word/2010/wordprocessingDrawing" xmlns:wp="http://schemas.openxmlformats.org/drawingml/2006/wordprocessingDrawing" xmlns:w10="urn:schemas-microsoft-com:office:word" xmlns:w="http://schemas.openxmlformats.org/wordprocessingml/2006/main" xmlns:w14="http://schemas.microsoft.com/office/word/2010/wordml" xmlns:w15="http://schemas.microsoft.com/office/word/2012/wordml" xmlns:w16cex="http://schemas.microsoft.com/office/word/2018/wordml/cex" xmlns:w16cid="http://schemas.microsoft.com/office/word/2016/wordml/cid" xmlns:w16="http://schemas.microsoft.com/office/word/2018/wordml" xmlns:w16du="http://schemas.microsoft.com/office/word/2023/wordml/word16du" xmlns:w16sdtdh="http://schemas.microsoft.com/office/word/2020/wordml/sdtdatahash" xmlns:w16sdtfl="http://schemas.microsoft.com/office/word/2024/wordml/sdtformatlock" xmlns:w16se="http://schemas.microsoft.com/office/word/2015/wordml/symex" xmlns:wpg="http://schemas.microsoft.com/office/word/2010/wordprocessingGroup" xmlns:wpi="http://schemas.microsoft.com/office/word/2010/wordprocessingInk" xmlns:wne="http://schemas.microsoft.com/office/word/2006/wordml" xmlns:wps="http://schemas.microsoft.com/office/word/2010/wordprocessingShape" mc:Ignorable="w14 w15 w16se w16cid w16 w16cex w16sdtdh w16sdtfl w16du wp14">
   <w:p>
     <w:pPr>
-      <w:pStyle w:val="Header"/>
+      <w:pStyle w:val="Intestazione"/>
     </w:pPr>
   </w:p>
 </w:hdr>
 </file>
 
 <file path=word/header2.xml><?xml version="1.0" encoding="utf-8"?>
-<w:hdr xmlns:wpc="http://schemas.microsoft.com/office/word/2010/wordprocessingCanvas" xmlns:cx="http://schemas.microsoft.com/office/drawing/2014/chartex" xmlns:cx1="http://schemas.microsoft.com/office/drawing/2015/9/8/chartex" xmlns:cx2="http://schemas.microsoft.com/office/drawing/2015/10/21/chartex" xmlns:cx3="http://schemas.microsoft.com/office/drawing/2016/5/9/chartex" xmlns:cx4="http://schemas.microsoft.com/office/drawing/2016/5/10/chartex" xmlns:cx5="http://schemas.microsoft.com/office/drawing/2016/5/11/chartex" xmlns:cx6="http://schemas.microsoft.com/office/drawing/2016/5/12/chartex" xmlns:cx7="http://schemas.microsoft.com/office/drawing/2016/5/13/chartex" xmlns:cx8="http://schemas.microsoft.com/office/drawing/2016/5/14/chartex" xmlns:mc="http://schemas.openxmlformats.org/markup-compatibility/2006" xmlns:aink="http://schemas.microsoft.com/office/drawing/2016/ink" xmlns:am3d="http://schemas.microsoft.com/office/drawing/2017/model3d" xmlns:o="urn:schemas-microsoft-com:office:office" xmlns:r="http://schemas.openxmlformats.org/officeDocument/2006/relationships" xmlns:m="http://schemas.openxmlformats.org/officeDocument/2006/math" xmlns:v="urn:schemas-microsoft-com:vml" xmlns:wp14="http://schemas.microsoft.com/office/word/2010/wordprocessingDrawing" xmlns:wp="http://schemas.openxmlformats.org/drawingml/2006/wordprocessingDrawing" xmlns:w10="urn:schemas-microsoft-com:office:word" xmlns:w="http://schemas.openxmlformats.org/wordprocessingml/2006/main" xmlns:w14="http://schemas.microsoft.com/office/word/2010/wordml" xmlns:w15="http://schemas.microsoft.com/office/word/2012/wordml" xmlns:w16cex="http://schemas.microsoft.com/office/word/2018/wordml/cex" xmlns:w16cid="http://schemas.microsoft.com/office/word/2016/wordml/cid" xmlns:w16="http://schemas.microsoft.com/office/word/2018/wordml" xmlns:w16sdtdh="http://schemas.microsoft.com/office/word/2020/wordml/sdtdatahash" xmlns:w16se="http://schemas.microsoft.com/office/word/2015/wordml/symex" xmlns:wpg="http://schemas.microsoft.com/office/word/2010/wordprocessingGroup" xmlns:wpi="http://schemas.microsoft.com/office/word/2010/wordprocessingInk" xmlns:wne="http://schemas.microsoft.com/office/word/2006/wordml" xmlns:wps="http://schemas.microsoft.com/office/word/2010/wordprocessingShape" mc:Ignorable="w14 w15 w16se w16cid w16 w16cex w16sdtdh wp14">
+<w:hdr xmlns:wpc="http://schemas.microsoft.com/office/word/2010/wordprocessingCanvas" xmlns:cx="http://schemas.microsoft.com/office/drawing/2014/chartex" xmlns:cx1="http://schemas.microsoft.com/office/drawing/2015/9/8/chartex" xmlns:cx2="http://schemas.microsoft.com/office/drawing/2015/10/21/chartex" xmlns:cx3="http://schemas.microsoft.com/office/drawing/2016/5/9/chartex" xmlns:cx4="http://schemas.microsoft.com/office/drawing/2016/5/10/chartex" xmlns:cx5="http://schemas.microsoft.com/office/drawing/2016/5/11/chartex" xmlns:cx6="http://schemas.microsoft.com/office/drawing/2016/5/12/chartex" xmlns:cx7="http://schemas.microsoft.com/office/drawing/2016/5/13/chartex" xmlns:cx8="http://schemas.microsoft.com/office/drawing/2016/5/14/chartex" xmlns:mc="http://schemas.openxmlformats.org/markup-compatibility/2006" xmlns:aink="http://schemas.microsoft.com/office/drawing/2016/ink" xmlns:am3d="http://schemas.microsoft.com/office/drawing/2017/model3d" xmlns:o="urn:schemas-microsoft-com:office:office" xmlns:oel="http://schemas.microsoft.com/office/2019/extlst" xmlns:r="http://schemas.openxmlformats.org/officeDocument/2006/relationships" xmlns:m="http://schemas.openxmlformats.org/officeDocument/2006/math" xmlns:v="urn:schemas-microsoft-com:vml" xmlns:wp14="http://schemas.microsoft.com/office/word/2010/wordprocessingDrawing" xmlns:wp="http://schemas.openxmlformats.org/drawingml/2006/wordprocessingDrawing" xmlns:w10="urn:schemas-microsoft-com:office:word" xmlns:w="http://schemas.openxmlformats.org/wordprocessingml/2006/main" xmlns:w14="http://schemas.microsoft.com/office/word/2010/wordml" xmlns:w15="http://schemas.microsoft.com/office/word/2012/wordml" xmlns:w16cex="http://schemas.microsoft.com/office/word/2018/wordml/cex" xmlns:w16cid="http://schemas.microsoft.com/office/word/2016/wordml/cid" xmlns:w16="http://schemas.microsoft.com/office/word/2018/wordml" xmlns:w16du="http://schemas.microsoft.com/office/word/2023/wordml/word16du" xmlns:w16sdtdh="http://schemas.microsoft.com/office/word/2020/wordml/sdtdatahash" xmlns:w16sdtfl="http://schemas.microsoft.com/office/word/2024/wordml/sdtformatlock" xmlns:w16se="http://schemas.microsoft.com/office/word/2015/wordml/symex" xmlns:wpg="http://schemas.microsoft.com/office/word/2010/wordprocessingGroup" xmlns:wpi="http://schemas.microsoft.com/office/word/2010/wordprocessingInk" xmlns:wne="http://schemas.microsoft.com/office/word/2006/wordml" xmlns:wps="http://schemas.microsoft.com/office/word/2010/wordprocessingShape" mc:Ignorable="w14 w15 w16se w16cid w16 w16cex w16sdtdh w16sdtfl w16du wp14">
   <w:p>
     <w:pPr>
       <w:jc w:val="right"/>
@@ -1357,7 +1497,7 @@
       <w:rPr>
         <w:noProof/>
       </w:rPr>
-      <w:pict>
+      <w:pict w14:anchorId="305168C6">
         <v:shapetype id="_x0000_t75" coordsize="21600,21600" o:spt="75" o:preferrelative="t" path="m@4@5l@4@11@9@11@9@5xe" filled="f" stroked="f">
           <v:stroke joinstyle="miter"/>
           <v:formulas>
@@ -1390,7 +1530,7 @@
   </w:p>
   <w:p>
     <w:pPr>
-      <w:pStyle w:val="Header"/>
+      <w:pStyle w:val="Intestazione"/>
       <w:jc w:val="center"/>
       <w:rPr>
         <w:color w:val="808080"/>
@@ -1401,7 +1541,7 @@
         <w:noProof/>
         <w:color w:val="808080"/>
       </w:rPr>
-      <w:pict>
+      <w:pict w14:anchorId="3E2D3F62">
         <v:line id="_x0000_s1039" style="position:absolute;left:0;text-align:left;z-index:251656704" from="-1pt,7.3pt" to="494pt,7.3pt" strokecolor="#039" strokeweight="1pt"/>
       </w:pict>
     </w:r>
@@ -1410,17 +1550,17 @@
 </file>
 
 <file path=word/header3.xml><?xml version="1.0" encoding="utf-8"?>
-<w:hdr xmlns:wpc="http://schemas.microsoft.com/office/word/2010/wordprocessingCanvas" xmlns:cx="http://schemas.microsoft.com/office/drawing/2014/chartex" xmlns:cx1="http://schemas.microsoft.com/office/drawing/2015/9/8/chartex" xmlns:cx2="http://schemas.microsoft.com/office/drawing/2015/10/21/chartex" xmlns:cx3="http://schemas.microsoft.com/office/drawing/2016/5/9/chartex" xmlns:cx4="http://schemas.microsoft.com/office/drawing/2016/5/10/chartex" xmlns:cx5="http://schemas.microsoft.com/office/drawing/2016/5/11/chartex" xmlns:cx6="http://schemas.microsoft.com/office/drawing/2016/5/12/chartex" xmlns:cx7="http://schemas.microsoft.com/office/drawing/2016/5/13/chartex" xmlns:cx8="http://schemas.microsoft.com/office/drawing/2016/5/14/chartex" xmlns:mc="http://schemas.openxmlformats.org/markup-compatibility/2006" xmlns:aink="http://schemas.microsoft.com/office/drawing/2016/ink" xmlns:am3d="http://schemas.microsoft.com/office/drawing/2017/model3d" xmlns:o="urn:schemas-microsoft-com:office:office" xmlns:r="http://schemas.openxmlformats.org/officeDocument/2006/relationships" xmlns:m="http://schemas.openxmlformats.org/officeDocument/2006/math" xmlns:v="urn:schemas-microsoft-com:vml" xmlns:wp14="http://schemas.microsoft.com/office/word/2010/wordprocessingDrawing" xmlns:wp="http://schemas.openxmlformats.org/drawingml/2006/wordprocessingDrawing" xmlns:w10="urn:schemas-microsoft-com:office:word" xmlns:w="http://schemas.openxmlformats.org/wordprocessingml/2006/main" xmlns:w14="http://schemas.microsoft.com/office/word/2010/wordml" xmlns:w15="http://schemas.microsoft.com/office/word/2012/wordml" xmlns:w16cex="http://schemas.microsoft.com/office/word/2018/wordml/cex" xmlns:w16cid="http://schemas.microsoft.com/office/word/2016/wordml/cid" xmlns:w16="http://schemas.microsoft.com/office/word/2018/wordml" xmlns:w16sdtdh="http://schemas.microsoft.com/office/word/2020/wordml/sdtdatahash" xmlns:w16se="http://schemas.microsoft.com/office/word/2015/wordml/symex" xmlns:wpg="http://schemas.microsoft.com/office/word/2010/wordprocessingGroup" xmlns:wpi="http://schemas.microsoft.com/office/word/2010/wordprocessingInk" xmlns:wne="http://schemas.microsoft.com/office/word/2006/wordml" xmlns:wps="http://schemas.microsoft.com/office/word/2010/wordprocessingShape" mc:Ignorable="w14 w15 w16se w16cid w16 w16cex w16sdtdh wp14">
+<w:hdr xmlns:wpc="http://schemas.microsoft.com/office/word/2010/wordprocessingCanvas" xmlns:cx="http://schemas.microsoft.com/office/drawing/2014/chartex" xmlns:cx1="http://schemas.microsoft.com/office/drawing/2015/9/8/chartex" xmlns:cx2="http://schemas.microsoft.com/office/drawing/2015/10/21/chartex" xmlns:cx3="http://schemas.microsoft.com/office/drawing/2016/5/9/chartex" xmlns:cx4="http://schemas.microsoft.com/office/drawing/2016/5/10/chartex" xmlns:cx5="http://schemas.microsoft.com/office/drawing/2016/5/11/chartex" xmlns:cx6="http://schemas.microsoft.com/office/drawing/2016/5/12/chartex" xmlns:cx7="http://schemas.microsoft.com/office/drawing/2016/5/13/chartex" xmlns:cx8="http://schemas.microsoft.com/office/drawing/2016/5/14/chartex" xmlns:mc="http://schemas.openxmlformats.org/markup-compatibility/2006" xmlns:aink="http://schemas.microsoft.com/office/drawing/2016/ink" xmlns:am3d="http://schemas.microsoft.com/office/drawing/2017/model3d" xmlns:o="urn:schemas-microsoft-com:office:office" xmlns:oel="http://schemas.microsoft.com/office/2019/extlst" xmlns:r="http://schemas.openxmlformats.org/officeDocument/2006/relationships" xmlns:m="http://schemas.openxmlformats.org/officeDocument/2006/math" xmlns:v="urn:schemas-microsoft-com:vml" xmlns:wp14="http://schemas.microsoft.com/office/word/2010/wordprocessingDrawing" xmlns:wp="http://schemas.openxmlformats.org/drawingml/2006/wordprocessingDrawing" xmlns:w10="urn:schemas-microsoft-com:office:word" xmlns:w="http://schemas.openxmlformats.org/wordprocessingml/2006/main" xmlns:w14="http://schemas.microsoft.com/office/word/2010/wordml" xmlns:w15="http://schemas.microsoft.com/office/word/2012/wordml" xmlns:w16cex="http://schemas.microsoft.com/office/word/2018/wordml/cex" xmlns:w16cid="http://schemas.microsoft.com/office/word/2016/wordml/cid" xmlns:w16="http://schemas.microsoft.com/office/word/2018/wordml" xmlns:w16du="http://schemas.microsoft.com/office/word/2023/wordml/word16du" xmlns:w16sdtdh="http://schemas.microsoft.com/office/word/2020/wordml/sdtdatahash" xmlns:w16sdtfl="http://schemas.microsoft.com/office/word/2024/wordml/sdtformatlock" xmlns:w16se="http://schemas.microsoft.com/office/word/2015/wordml/symex" xmlns:wpg="http://schemas.microsoft.com/office/word/2010/wordprocessingGroup" xmlns:wpi="http://schemas.microsoft.com/office/word/2010/wordprocessingInk" xmlns:wne="http://schemas.microsoft.com/office/word/2006/wordml" xmlns:wps="http://schemas.microsoft.com/office/word/2010/wordprocessingShape" mc:Ignorable="w14 w15 w16se w16cid w16 w16cex w16sdtdh w16sdtfl w16du wp14">
   <w:p>
     <w:pPr>
-      <w:pStyle w:val="Header"/>
+      <w:pStyle w:val="Intestazione"/>
     </w:pPr>
   </w:p>
 </w:hdr>
 </file>
 
 <file path=word/numbering.xml><?xml version="1.0" encoding="utf-8"?>
-<w:numbering xmlns:wpc="http://schemas.microsoft.com/office/word/2010/wordprocessingCanvas" xmlns:cx="http://schemas.microsoft.com/office/drawing/2014/chartex" xmlns:cx1="http://schemas.microsoft.com/office/drawing/2015/9/8/chartex" xmlns:cx2="http://schemas.microsoft.com/office/drawing/2015/10/21/chartex" xmlns:cx3="http://schemas.microsoft.com/office/drawing/2016/5/9/chartex" xmlns:cx4="http://schemas.microsoft.com/office/drawing/2016/5/10/chartex" xmlns:cx5="http://schemas.microsoft.com/office/drawing/2016/5/11/chartex" xmlns:cx6="http://schemas.microsoft.com/office/drawing/2016/5/12/chartex" xmlns:cx7="http://schemas.microsoft.com/office/drawing/2016/5/13/chartex" xmlns:cx8="http://schemas.microsoft.com/office/drawing/2016/5/14/chartex" xmlns:mc="http://schemas.openxmlformats.org/markup-compatibility/2006" xmlns:aink="http://schemas.microsoft.com/office/drawing/2016/ink" xmlns:am3d="http://schemas.microsoft.com/office/drawing/2017/model3d" xmlns:o="urn:schemas-microsoft-com:office:office" xmlns:r="http://schemas.openxmlformats.org/officeDocument/2006/relationships" xmlns:m="http://schemas.openxmlformats.org/officeDocument/2006/math" xmlns:v="urn:schemas-microsoft-com:vml" xmlns:wp14="http://schemas.microsoft.com/office/word/2010/wordprocessingDrawing" xmlns:wp="http://schemas.openxmlformats.org/drawingml/2006/wordprocessingDrawing" xmlns:w10="urn:schemas-microsoft-com:office:word" xmlns:w="http://schemas.openxmlformats.org/wordprocessingml/2006/main" xmlns:w14="http://schemas.microsoft.com/office/word/2010/wordml" xmlns:w15="http://schemas.microsoft.com/office/word/2012/wordml" xmlns:w16cex="http://schemas.microsoft.com/office/word/2018/wordml/cex" xmlns:w16cid="http://schemas.microsoft.com/office/word/2016/wordml/cid" xmlns:w16="http://schemas.microsoft.com/office/word/2018/wordml" xmlns:w16sdtdh="http://schemas.microsoft.com/office/word/2020/wordml/sdtdatahash" xmlns:w16se="http://schemas.microsoft.com/office/word/2015/wordml/symex" xmlns:wpg="http://schemas.microsoft.com/office/word/2010/wordprocessingGroup" xmlns:wpi="http://schemas.microsoft.com/office/word/2010/wordprocessingInk" xmlns:wne="http://schemas.microsoft.com/office/word/2006/wordml" xmlns:wps="http://schemas.microsoft.com/office/word/2010/wordprocessingShape" mc:Ignorable="w14 w15 w16se w16cid w16 w16cex w16sdtdh wp14">
+<w:numbering xmlns:wpc="http://schemas.microsoft.com/office/word/2010/wordprocessingCanvas" xmlns:cx="http://schemas.microsoft.com/office/drawing/2014/chartex" xmlns:cx1="http://schemas.microsoft.com/office/drawing/2015/9/8/chartex" xmlns:cx2="http://schemas.microsoft.com/office/drawing/2015/10/21/chartex" xmlns:cx3="http://schemas.microsoft.com/office/drawing/2016/5/9/chartex" xmlns:cx4="http://schemas.microsoft.com/office/drawing/2016/5/10/chartex" xmlns:cx5="http://schemas.microsoft.com/office/drawing/2016/5/11/chartex" xmlns:cx6="http://schemas.microsoft.com/office/drawing/2016/5/12/chartex" xmlns:cx7="http://schemas.microsoft.com/office/drawing/2016/5/13/chartex" xmlns:cx8="http://schemas.microsoft.com/office/drawing/2016/5/14/chartex" xmlns:mc="http://schemas.openxmlformats.org/markup-compatibility/2006" xmlns:aink="http://schemas.microsoft.com/office/drawing/2016/ink" xmlns:am3d="http://schemas.microsoft.com/office/drawing/2017/model3d" xmlns:o="urn:schemas-microsoft-com:office:office" xmlns:oel="http://schemas.microsoft.com/office/2019/extlst" xmlns:r="http://schemas.openxmlformats.org/officeDocument/2006/relationships" xmlns:m="http://schemas.openxmlformats.org/officeDocument/2006/math" xmlns:v="urn:schemas-microsoft-com:vml" xmlns:wp14="http://schemas.microsoft.com/office/word/2010/wordprocessingDrawing" xmlns:wp="http://schemas.openxmlformats.org/drawingml/2006/wordprocessingDrawing" xmlns:w10="urn:schemas-microsoft-com:office:word" xmlns:w="http://schemas.openxmlformats.org/wordprocessingml/2006/main" xmlns:w14="http://schemas.microsoft.com/office/word/2010/wordml" xmlns:w15="http://schemas.microsoft.com/office/word/2012/wordml" xmlns:w16cex="http://schemas.microsoft.com/office/word/2018/wordml/cex" xmlns:w16cid="http://schemas.microsoft.com/office/word/2016/wordml/cid" xmlns:w16="http://schemas.microsoft.com/office/word/2018/wordml" xmlns:w16du="http://schemas.microsoft.com/office/word/2023/wordml/word16du" xmlns:w16sdtdh="http://schemas.microsoft.com/office/word/2020/wordml/sdtdatahash" xmlns:w16sdtfl="http://schemas.microsoft.com/office/word/2024/wordml/sdtformatlock" xmlns:w16se="http://schemas.microsoft.com/office/word/2015/wordml/symex" xmlns:wpg="http://schemas.microsoft.com/office/word/2010/wordprocessingGroup" xmlns:wpi="http://schemas.microsoft.com/office/word/2010/wordprocessingInk" xmlns:wne="http://schemas.microsoft.com/office/word/2006/wordml" xmlns:wps="http://schemas.microsoft.com/office/word/2010/wordprocessingShape" mc:Ignorable="w14 w15 w16se w16cid w16 w16cex w16sdtdh w16sdtfl w16du wp14">
   <w:abstractNum w:abstractNumId="0" w15:restartNumberingAfterBreak="0">
     <w:nsid w:val="FFFFFF7C"/>
     <w:multiLevelType w:val="singleLevel"/>
@@ -1428,7 +1568,7 @@
     <w:lvl w:ilvl="0">
       <w:start w:val="1"/>
       <w:numFmt w:val="decimal"/>
-      <w:pStyle w:val="ListNumber5"/>
+      <w:pStyle w:val="Numeroelenco5"/>
       <w:lvlText w:val="%1."/>
       <w:lvlJc w:val="left"/>
       <w:pPr>
@@ -1446,7 +1586,7 @@
     <w:lvl w:ilvl="0">
       <w:start w:val="1"/>
       <w:numFmt w:val="decimal"/>
-      <w:pStyle w:val="ListNumber4"/>
+      <w:pStyle w:val="Numeroelenco4"/>
       <w:lvlText w:val="%1."/>
       <w:lvlJc w:val="left"/>
       <w:pPr>
@@ -1464,7 +1604,7 @@
     <w:lvl w:ilvl="0">
       <w:start w:val="1"/>
       <w:numFmt w:val="decimal"/>
-      <w:pStyle w:val="ListNumber3"/>
+      <w:pStyle w:val="Numeroelenco3"/>
       <w:lvlText w:val="%1."/>
       <w:lvlJc w:val="left"/>
       <w:pPr>
@@ -1482,7 +1622,7 @@
     <w:lvl w:ilvl="0">
       <w:start w:val="1"/>
       <w:numFmt w:val="decimal"/>
-      <w:pStyle w:val="ListNumber2"/>
+      <w:pStyle w:val="Numeroelenco2"/>
       <w:lvlText w:val="%1."/>
       <w:lvlJc w:val="left"/>
       <w:pPr>
@@ -1500,7 +1640,7 @@
     <w:lvl w:ilvl="0">
       <w:start w:val="1"/>
       <w:numFmt w:val="bullet"/>
-      <w:pStyle w:val="ListBullet5"/>
+      <w:pStyle w:val="Puntoelenco5"/>
       <w:lvlText w:val=""/>
       <w:lvlJc w:val="left"/>
       <w:pPr>
@@ -1521,7 +1661,7 @@
     <w:lvl w:ilvl="0">
       <w:start w:val="1"/>
       <w:numFmt w:val="bullet"/>
-      <w:pStyle w:val="ListBullet4"/>
+      <w:pStyle w:val="Puntoelenco4"/>
       <w:lvlText w:val=""/>
       <w:lvlJc w:val="left"/>
       <w:pPr>
@@ -1542,7 +1682,7 @@
     <w:lvl w:ilvl="0">
       <w:start w:val="1"/>
       <w:numFmt w:val="bullet"/>
-      <w:pStyle w:val="ListBullet3"/>
+      <w:pStyle w:val="Puntoelenco3"/>
       <w:lvlText w:val=""/>
       <w:lvlJc w:val="left"/>
       <w:pPr>
@@ -1563,7 +1703,7 @@
     <w:lvl w:ilvl="0">
       <w:start w:val="1"/>
       <w:numFmt w:val="bullet"/>
-      <w:pStyle w:val="ListBullet2"/>
+      <w:pStyle w:val="Puntoelenco2"/>
       <w:lvlText w:val=""/>
       <w:lvlJc w:val="left"/>
       <w:pPr>
@@ -1584,7 +1724,7 @@
     <w:lvl w:ilvl="0">
       <w:start w:val="1"/>
       <w:numFmt w:val="decimal"/>
-      <w:pStyle w:val="ListNumber"/>
+      <w:pStyle w:val="Numeroelenco"/>
       <w:lvlText w:val="%1."/>
       <w:lvlJc w:val="left"/>
       <w:pPr>
@@ -1602,7 +1742,7 @@
     <w:lvl w:ilvl="0">
       <w:start w:val="1"/>
       <w:numFmt w:val="bullet"/>
-      <w:pStyle w:val="ListBullet"/>
+      <w:pStyle w:val="Puntoelenco"/>
       <w:lvlText w:val=""/>
       <w:lvlJc w:val="left"/>
       <w:pPr>
@@ -3213,80 +3353,80 @@
       </w:rPr>
     </w:lvl>
   </w:abstractNum>
-  <w:num w:numId="1">
+  <w:num w:numId="1" w16cid:durableId="1390349124">
     <w:abstractNumId w:val="16"/>
   </w:num>
-  <w:num w:numId="2">
+  <w:num w:numId="2" w16cid:durableId="1446538739">
     <w:abstractNumId w:val="20"/>
   </w:num>
-  <w:num w:numId="3">
+  <w:num w:numId="3" w16cid:durableId="765540652">
     <w:abstractNumId w:val="8"/>
   </w:num>
-  <w:num w:numId="4">
+  <w:num w:numId="4" w16cid:durableId="1615866123">
     <w:abstractNumId w:val="3"/>
   </w:num>
-  <w:num w:numId="5">
+  <w:num w:numId="5" w16cid:durableId="136459658">
     <w:abstractNumId w:val="2"/>
   </w:num>
-  <w:num w:numId="6">
+  <w:num w:numId="6" w16cid:durableId="152599784">
     <w:abstractNumId w:val="1"/>
   </w:num>
-  <w:num w:numId="7">
+  <w:num w:numId="7" w16cid:durableId="660737747">
     <w:abstractNumId w:val="0"/>
   </w:num>
-  <w:num w:numId="8">
+  <w:num w:numId="8" w16cid:durableId="238491027">
     <w:abstractNumId w:val="9"/>
   </w:num>
-  <w:num w:numId="9">
+  <w:num w:numId="9" w16cid:durableId="1299536120">
     <w:abstractNumId w:val="7"/>
   </w:num>
-  <w:num w:numId="10">
+  <w:num w:numId="10" w16cid:durableId="1919244777">
     <w:abstractNumId w:val="6"/>
   </w:num>
-  <w:num w:numId="11">
+  <w:num w:numId="11" w16cid:durableId="434591994">
     <w:abstractNumId w:val="5"/>
   </w:num>
-  <w:num w:numId="12">
+  <w:num w:numId="12" w16cid:durableId="650986360">
     <w:abstractNumId w:val="4"/>
   </w:num>
-  <w:num w:numId="13">
+  <w:num w:numId="13" w16cid:durableId="510222905">
     <w:abstractNumId w:val="17"/>
   </w:num>
-  <w:num w:numId="14">
+  <w:num w:numId="14" w16cid:durableId="1516965317">
     <w:abstractNumId w:val="12"/>
   </w:num>
-  <w:num w:numId="15">
+  <w:num w:numId="15" w16cid:durableId="1254707627">
     <w:abstractNumId w:val="22"/>
   </w:num>
-  <w:num w:numId="16">
+  <w:num w:numId="16" w16cid:durableId="137890405">
     <w:abstractNumId w:val="13"/>
   </w:num>
-  <w:num w:numId="17">
+  <w:num w:numId="17" w16cid:durableId="813260476">
     <w:abstractNumId w:val="21"/>
   </w:num>
-  <w:num w:numId="18">
+  <w:num w:numId="18" w16cid:durableId="1696494455">
     <w:abstractNumId w:val="10"/>
   </w:num>
-  <w:num w:numId="19">
+  <w:num w:numId="19" w16cid:durableId="121581257">
     <w:abstractNumId w:val="14"/>
   </w:num>
-  <w:num w:numId="20">
+  <w:num w:numId="20" w16cid:durableId="548414722">
     <w:abstractNumId w:val="11"/>
   </w:num>
-  <w:num w:numId="21">
+  <w:num w:numId="21" w16cid:durableId="845052047">
     <w:abstractNumId w:val="19"/>
   </w:num>
-  <w:num w:numId="22">
+  <w:num w:numId="22" w16cid:durableId="605235854">
     <w:abstractNumId w:val="18"/>
   </w:num>
-  <w:num w:numId="23">
+  <w:num w:numId="23" w16cid:durableId="1878812394">
     <w:abstractNumId w:val="15"/>
   </w:num>
 </w:numbering>
 </file>
 
 <file path=word/styles.xml><?xml version="1.0" encoding="utf-8"?>
-<w:styles xmlns:mc="http://schemas.openxmlformats.org/markup-compatibility/2006" xmlns:r="http://schemas.openxmlformats.org/officeDocument/2006/relationships" xmlns:w="http://schemas.openxmlformats.org/wordprocessingml/2006/main" xmlns:w14="http://schemas.microsoft.com/office/word/2010/wordml" xmlns:w15="http://schemas.microsoft.com/office/word/2012/wordml" xmlns:w16cex="http://schemas.microsoft.com/office/word/2018/wordml/cex" xmlns:w16cid="http://schemas.microsoft.com/office/word/2016/wordml/cid" xmlns:w16="http://schemas.microsoft.com/office/word/2018/wordml" xmlns:w16sdtdh="http://schemas.microsoft.com/office/word/2020/wordml/sdtdatahash" xmlns:w16se="http://schemas.microsoft.com/office/word/2015/wordml/symex" mc:Ignorable="w14 w15 w16se w16cid w16 w16cex w16sdtdh">
+<w:styles xmlns:mc="http://schemas.openxmlformats.org/markup-compatibility/2006" xmlns:r="http://schemas.openxmlformats.org/officeDocument/2006/relationships" xmlns:w="http://schemas.openxmlformats.org/wordprocessingml/2006/main" xmlns:w14="http://schemas.microsoft.com/office/word/2010/wordml" xmlns:w15="http://schemas.microsoft.com/office/word/2012/wordml" xmlns:w16cex="http://schemas.microsoft.com/office/word/2018/wordml/cex" xmlns:w16cid="http://schemas.microsoft.com/office/word/2016/wordml/cid" xmlns:w16="http://schemas.microsoft.com/office/word/2018/wordml" xmlns:w16du="http://schemas.microsoft.com/office/word/2023/wordml/word16du" xmlns:w16sdtdh="http://schemas.microsoft.com/office/word/2020/wordml/sdtdatahash" xmlns:w16sdtfl="http://schemas.microsoft.com/office/word/2024/wordml/sdtformatlock" xmlns:w16se="http://schemas.microsoft.com/office/word/2015/wordml/symex" mc:Ignorable="w14 w15 w16se w16cid w16 w16cex w16sdtdh w16sdtfl w16du">
   <w:docDefaults>
     <w:rPrDefault>
       <w:rPr>
@@ -3315,7 +3455,51 @@
     <w:lsdException w:name="Subtitle" w:qFormat="1"/>
     <w:lsdException w:name="Strong" w:qFormat="1"/>
     <w:lsdException w:name="Emphasis" w:qFormat="1"/>
+    <w:lsdException w:name="Normal Table" w:semiHidden="1" w:unhideWhenUsed="1"/>
+    <w:lsdException w:name="Table Simple 1" w:semiHidden="1" w:unhideWhenUsed="1"/>
+    <w:lsdException w:name="Table Simple 2" w:semiHidden="1" w:unhideWhenUsed="1"/>
+    <w:lsdException w:name="Table Simple 3" w:semiHidden="1" w:unhideWhenUsed="1"/>
+    <w:lsdException w:name="Table Classic 1" w:semiHidden="1" w:unhideWhenUsed="1"/>
+    <w:lsdException w:name="Table Classic 2" w:semiHidden="1" w:unhideWhenUsed="1"/>
+    <w:lsdException w:name="Table Classic 3" w:semiHidden="1" w:unhideWhenUsed="1"/>
+    <w:lsdException w:name="Table Classic 4" w:semiHidden="1" w:unhideWhenUsed="1"/>
+    <w:lsdException w:name="Table Colorful 1" w:semiHidden="1" w:unhideWhenUsed="1"/>
+    <w:lsdException w:name="Table Colorful 2" w:semiHidden="1" w:unhideWhenUsed="1"/>
+    <w:lsdException w:name="Table Colorful 3" w:semiHidden="1" w:unhideWhenUsed="1"/>
+    <w:lsdException w:name="Table Columns 1" w:semiHidden="1" w:unhideWhenUsed="1"/>
+    <w:lsdException w:name="Table Columns 2" w:semiHidden="1" w:unhideWhenUsed="1"/>
+    <w:lsdException w:name="Table Columns 3" w:semiHidden="1" w:unhideWhenUsed="1"/>
+    <w:lsdException w:name="Table Columns 4" w:semiHidden="1" w:unhideWhenUsed="1"/>
+    <w:lsdException w:name="Table Columns 5" w:semiHidden="1" w:unhideWhenUsed="1"/>
+    <w:lsdException w:name="Table Grid 1" w:semiHidden="1" w:unhideWhenUsed="1"/>
+    <w:lsdException w:name="Table Grid 2" w:semiHidden="1" w:unhideWhenUsed="1"/>
+    <w:lsdException w:name="Table Grid 3" w:semiHidden="1" w:unhideWhenUsed="1"/>
+    <w:lsdException w:name="Table Grid 4" w:semiHidden="1" w:unhideWhenUsed="1"/>
+    <w:lsdException w:name="Table Grid 5" w:semiHidden="1" w:unhideWhenUsed="1"/>
+    <w:lsdException w:name="Table Grid 6" w:semiHidden="1" w:unhideWhenUsed="1"/>
+    <w:lsdException w:name="Table Grid 7" w:semiHidden="1" w:unhideWhenUsed="1"/>
+    <w:lsdException w:name="Table Grid 8" w:semiHidden="1" w:unhideWhenUsed="1"/>
+    <w:lsdException w:name="Table List 1" w:semiHidden="1" w:unhideWhenUsed="1"/>
+    <w:lsdException w:name="Table List 2" w:semiHidden="1" w:unhideWhenUsed="1"/>
+    <w:lsdException w:name="Table List 3" w:semiHidden="1" w:unhideWhenUsed="1"/>
+    <w:lsdException w:name="Table List 4" w:semiHidden="1" w:unhideWhenUsed="1"/>
+    <w:lsdException w:name="Table List 5" w:semiHidden="1" w:unhideWhenUsed="1"/>
+    <w:lsdException w:name="Table List 6" w:semiHidden="1" w:unhideWhenUsed="1"/>
+    <w:lsdException w:name="Table List 7" w:semiHidden="1" w:unhideWhenUsed="1"/>
+    <w:lsdException w:name="Table List 8" w:semiHidden="1" w:unhideWhenUsed="1"/>
+    <w:lsdException w:name="Table 3D effects 1" w:semiHidden="1" w:unhideWhenUsed="1"/>
+    <w:lsdException w:name="Table 3D effects 2" w:semiHidden="1" w:unhideWhenUsed="1"/>
+    <w:lsdException w:name="Table 3D effects 3" w:semiHidden="1" w:unhideWhenUsed="1"/>
+    <w:lsdException w:name="Table Contemporary" w:semiHidden="1" w:unhideWhenUsed="1"/>
+    <w:lsdException w:name="Table Elegant" w:semiHidden="1" w:unhideWhenUsed="1"/>
+    <w:lsdException w:name="Table Professional" w:semiHidden="1" w:unhideWhenUsed="1"/>
+    <w:lsdException w:name="Table Subtle 1" w:semiHidden="1" w:unhideWhenUsed="1"/>
+    <w:lsdException w:name="Table Subtle 2" w:semiHidden="1" w:unhideWhenUsed="1"/>
+    <w:lsdException w:name="Table Web 1" w:semiHidden="1" w:unhideWhenUsed="1"/>
+    <w:lsdException w:name="Table Web 2" w:semiHidden="1" w:unhideWhenUsed="1"/>
+    <w:lsdException w:name="Table Web 3" w:semiHidden="1" w:unhideWhenUsed="1"/>
     <w:lsdException w:name="Table Grid" w:uiPriority="39"/>
+    <w:lsdException w:name="Table Theme" w:semiHidden="1" w:unhideWhenUsed="1"/>
     <w:lsdException w:name="Placeholder Text" w:semiHidden="1" w:uiPriority="99"/>
     <w:lsdException w:name="No Spacing" w:uiPriority="1" w:qFormat="1"/>
     <w:lsdException w:name="Light Shading" w:uiPriority="60"/>
@@ -3537,7 +3721,7 @@
     <w:lsdException w:name="Unresolved Mention" w:semiHidden="1" w:uiPriority="99" w:unhideWhenUsed="1"/>
     <w:lsdException w:name="Smart Link" w:semiHidden="1" w:uiPriority="99" w:unhideWhenUsed="1"/>
   </w:latentStyles>
-  <w:style w:type="paragraph" w:default="1" w:styleId="Normal">
+  <w:style w:type="paragraph" w:default="1" w:styleId="Normale">
     <w:name w:val="Normal"/>
     <w:qFormat/>
     <w:rsid w:val="000E2593"/>
@@ -3547,10 +3731,10 @@
       <w:lang w:val="it-IT" w:eastAsia="it-IT"/>
     </w:rPr>
   </w:style>
-  <w:style w:type="paragraph" w:styleId="Heading1">
+  <w:style w:type="paragraph" w:styleId="Titolo1">
     <w:name w:val="heading 1"/>
-    <w:basedOn w:val="Normal"/>
-    <w:next w:val="Normal"/>
+    <w:basedOn w:val="Normale"/>
+    <w:next w:val="Normale"/>
     <w:qFormat/>
     <w:pPr>
       <w:keepNext/>
@@ -3562,10 +3746,10 @@
       <w:sz w:val="32"/>
     </w:rPr>
   </w:style>
-  <w:style w:type="paragraph" w:styleId="Heading2">
+  <w:style w:type="paragraph" w:styleId="Titolo2">
     <w:name w:val="heading 2"/>
-    <w:basedOn w:val="Normal"/>
-    <w:next w:val="Normal"/>
+    <w:basedOn w:val="Normale"/>
+    <w:next w:val="Normale"/>
     <w:qFormat/>
     <w:pPr>
       <w:keepNext/>
@@ -3577,10 +3761,10 @@
       <w:bCs/>
     </w:rPr>
   </w:style>
-  <w:style w:type="paragraph" w:styleId="Heading3">
+  <w:style w:type="paragraph" w:styleId="Titolo3">
     <w:name w:val="heading 3"/>
-    <w:basedOn w:val="Normal"/>
-    <w:next w:val="Normal"/>
+    <w:basedOn w:val="Normale"/>
+    <w:next w:val="Normale"/>
     <w:qFormat/>
     <w:pPr>
       <w:keepNext/>
@@ -3595,10 +3779,10 @@
       <w:szCs w:val="26"/>
     </w:rPr>
   </w:style>
-  <w:style w:type="paragraph" w:styleId="Heading4">
+  <w:style w:type="paragraph" w:styleId="Titolo4">
     <w:name w:val="heading 4"/>
-    <w:basedOn w:val="Normal"/>
-    <w:next w:val="Normal"/>
+    <w:basedOn w:val="Normale"/>
+    <w:next w:val="Normale"/>
     <w:qFormat/>
     <w:pPr>
       <w:keepNext/>
@@ -3612,10 +3796,10 @@
       <w:szCs w:val="28"/>
     </w:rPr>
   </w:style>
-  <w:style w:type="paragraph" w:styleId="Heading5">
+  <w:style w:type="paragraph" w:styleId="Titolo5">
     <w:name w:val="heading 5"/>
-    <w:basedOn w:val="Normal"/>
-    <w:next w:val="Normal"/>
+    <w:basedOn w:val="Normale"/>
+    <w:next w:val="Normale"/>
     <w:qFormat/>
     <w:pPr>
       <w:spacing w:before="240" w:after="60"/>
@@ -3630,10 +3814,10 @@
       <w:szCs w:val="26"/>
     </w:rPr>
   </w:style>
-  <w:style w:type="paragraph" w:styleId="Heading6">
+  <w:style w:type="paragraph" w:styleId="Titolo6">
     <w:name w:val="heading 6"/>
-    <w:basedOn w:val="Normal"/>
-    <w:next w:val="Normal"/>
+    <w:basedOn w:val="Normale"/>
+    <w:next w:val="Normale"/>
     <w:qFormat/>
     <w:pPr>
       <w:spacing w:before="240" w:after="60"/>
@@ -3646,20 +3830,20 @@
       <w:szCs w:val="22"/>
     </w:rPr>
   </w:style>
-  <w:style w:type="paragraph" w:styleId="Heading7">
+  <w:style w:type="paragraph" w:styleId="Titolo7">
     <w:name w:val="heading 7"/>
-    <w:basedOn w:val="Normal"/>
-    <w:next w:val="Normal"/>
+    <w:basedOn w:val="Normale"/>
+    <w:next w:val="Normale"/>
     <w:qFormat/>
     <w:pPr>
       <w:spacing w:before="240" w:after="60"/>
       <w:outlineLvl w:val="6"/>
     </w:pPr>
   </w:style>
-  <w:style w:type="paragraph" w:styleId="Heading8">
+  <w:style w:type="paragraph" w:styleId="Titolo8">
     <w:name w:val="heading 8"/>
-    <w:basedOn w:val="Normal"/>
-    <w:next w:val="Normal"/>
+    <w:basedOn w:val="Normale"/>
+    <w:next w:val="Normale"/>
     <w:qFormat/>
     <w:pPr>
       <w:spacing w:before="240" w:after="60"/>
@@ -3670,10 +3854,10 @@
       <w:iCs/>
     </w:rPr>
   </w:style>
-  <w:style w:type="paragraph" w:styleId="Heading9">
+  <w:style w:type="paragraph" w:styleId="Titolo9">
     <w:name w:val="heading 9"/>
-    <w:basedOn w:val="Normal"/>
-    <w:next w:val="Normal"/>
+    <w:basedOn w:val="Normale"/>
+    <w:next w:val="Normale"/>
     <w:qFormat/>
     <w:pPr>
       <w:spacing w:before="240" w:after="60"/>
@@ -3685,13 +3869,17 @@
       <w:szCs w:val="22"/>
     </w:rPr>
   </w:style>
-  <w:style w:type="character" w:default="1" w:styleId="DefaultParagraphFont">
+  <w:style w:type="character" w:default="1" w:styleId="Carpredefinitoparagrafo">
     <w:name w:val="Default Paragraph Font"/>
+    <w:uiPriority w:val="1"/>
     <w:semiHidden/>
-  </w:style>
-  <w:style w:type="table" w:default="1" w:styleId="TableNormal">
+    <w:unhideWhenUsed/>
+  </w:style>
+  <w:style w:type="table" w:default="1" w:styleId="Tabellanormale">
     <w:name w:val="Normal Table"/>
+    <w:uiPriority w:val="99"/>
     <w:semiHidden/>
+    <w:unhideWhenUsed/>
     <w:tblPr>
       <w:tblInd w:w="0" w:type="dxa"/>
       <w:tblCellMar>
@@ -3702,20 +3890,22 @@
       </w:tblCellMar>
     </w:tblPr>
   </w:style>
-  <w:style w:type="numbering" w:default="1" w:styleId="NoList">
+  <w:style w:type="numbering" w:default="1" w:styleId="Nessunelenco">
     <w:name w:val="No List"/>
+    <w:uiPriority w:val="99"/>
     <w:semiHidden/>
-  </w:style>
-  <w:style w:type="paragraph" w:styleId="BodyText">
+    <w:unhideWhenUsed/>
+  </w:style>
+  <w:style w:type="paragraph" w:styleId="Corpotesto">
     <w:name w:val="Body Text"/>
-    <w:basedOn w:val="Normal"/>
+    <w:basedOn w:val="Normale"/>
     <w:pPr>
       <w:jc w:val="both"/>
     </w:pPr>
   </w:style>
-  <w:style w:type="paragraph" w:styleId="Header">
+  <w:style w:type="paragraph" w:styleId="Intestazione">
     <w:name w:val="header"/>
-    <w:basedOn w:val="Normal"/>
+    <w:basedOn w:val="Normale"/>
     <w:pPr>
       <w:tabs>
         <w:tab w:val="center" w:pos="4819"/>
@@ -3723,9 +3913,9 @@
       </w:tabs>
     </w:pPr>
   </w:style>
-  <w:style w:type="paragraph" w:styleId="Footer">
+  <w:style w:type="paragraph" w:styleId="Pidipagina">
     <w:name w:val="footer"/>
-    <w:basedOn w:val="Normal"/>
+    <w:basedOn w:val="Normale"/>
     <w:pPr>
       <w:tabs>
         <w:tab w:val="center" w:pos="4819"/>
@@ -3733,17 +3923,17 @@
       </w:tabs>
     </w:pPr>
   </w:style>
-  <w:style w:type="character" w:styleId="Hyperlink">
+  <w:style w:type="character" w:styleId="Collegamentoipertestuale">
     <w:name w:val="Hyperlink"/>
     <w:rPr>
       <w:color w:val="0000FF"/>
       <w:u w:val="single"/>
     </w:rPr>
   </w:style>
-  <w:style w:type="paragraph" w:styleId="BodyTextIndent">
+  <w:style w:type="paragraph" w:styleId="Rientrocorpodeltesto">
     <w:name w:val="Body Text Indent"/>
-    <w:basedOn w:val="Normal"/>
-    <w:link w:val="BodyTextIndentChar"/>
+    <w:basedOn w:val="Normale"/>
+    <w:link w:val="RientrocorpodeltestoCarattere"/>
     <w:uiPriority w:val="99"/>
     <w:pPr>
       <w:spacing w:line="360" w:lineRule="auto"/>
@@ -3751,16 +3941,16 @@
       <w:jc w:val="both"/>
     </w:pPr>
   </w:style>
-  <w:style w:type="paragraph" w:styleId="BodyText2">
+  <w:style w:type="paragraph" w:styleId="Corpodeltesto2">
     <w:name w:val="Body Text 2"/>
-    <w:basedOn w:val="Normal"/>
+    <w:basedOn w:val="Normale"/>
     <w:pPr>
       <w:spacing w:after="120" w:line="480" w:lineRule="auto"/>
     </w:pPr>
   </w:style>
-  <w:style w:type="paragraph" w:styleId="BodyText3">
+  <w:style w:type="paragraph" w:styleId="Corpodeltesto3">
     <w:name w:val="Body Text 3"/>
-    <w:basedOn w:val="Normal"/>
+    <w:basedOn w:val="Normale"/>
     <w:pPr>
       <w:spacing w:after="120"/>
     </w:pPr>
@@ -3769,15 +3959,15 @@
       <w:szCs w:val="16"/>
     </w:rPr>
   </w:style>
-  <w:style w:type="paragraph" w:styleId="Date">
+  <w:style w:type="paragraph" w:styleId="Data">
     <w:name w:val="Date"/>
-    <w:basedOn w:val="Normal"/>
-    <w:next w:val="Normal"/>
-  </w:style>
-  <w:style w:type="paragraph" w:styleId="Caption">
+    <w:basedOn w:val="Normale"/>
+    <w:next w:val="Normale"/>
+  </w:style>
+  <w:style w:type="paragraph" w:styleId="Didascalia">
     <w:name w:val="caption"/>
-    <w:basedOn w:val="Normal"/>
-    <w:next w:val="Normal"/>
+    <w:basedOn w:val="Normale"/>
+    <w:next w:val="Normale"/>
     <w:qFormat/>
     <w:pPr>
       <w:spacing w:before="120" w:after="120"/>
@@ -3789,215 +3979,215 @@
       <w:szCs w:val="20"/>
     </w:rPr>
   </w:style>
-  <w:style w:type="paragraph" w:styleId="List">
+  <w:style w:type="paragraph" w:styleId="Elenco">
     <w:name w:val="List"/>
-    <w:basedOn w:val="Normal"/>
+    <w:basedOn w:val="Normale"/>
     <w:pPr>
       <w:ind w:left="283" w:hanging="283"/>
     </w:pPr>
   </w:style>
-  <w:style w:type="paragraph" w:styleId="List2">
+  <w:style w:type="paragraph" w:styleId="Elenco2">
     <w:name w:val="List 2"/>
-    <w:basedOn w:val="Normal"/>
+    <w:basedOn w:val="Normale"/>
     <w:pPr>
       <w:ind w:left="566" w:hanging="283"/>
     </w:pPr>
   </w:style>
-  <w:style w:type="paragraph" w:styleId="List3">
+  <w:style w:type="paragraph" w:styleId="Elenco3">
     <w:name w:val="List 3"/>
-    <w:basedOn w:val="Normal"/>
+    <w:basedOn w:val="Normale"/>
     <w:pPr>
       <w:ind w:left="849" w:hanging="283"/>
     </w:pPr>
   </w:style>
-  <w:style w:type="paragraph" w:styleId="List4">
+  <w:style w:type="paragraph" w:styleId="Elenco4">
     <w:name w:val="List 4"/>
-    <w:basedOn w:val="Normal"/>
+    <w:basedOn w:val="Normale"/>
     <w:pPr>
       <w:ind w:left="1132" w:hanging="283"/>
     </w:pPr>
   </w:style>
-  <w:style w:type="paragraph" w:styleId="List5">
+  <w:style w:type="paragraph" w:styleId="Elenco5">
     <w:name w:val="List 5"/>
-    <w:basedOn w:val="Normal"/>
+    <w:basedOn w:val="Normale"/>
     <w:pPr>
       <w:ind w:left="1415" w:hanging="283"/>
     </w:pPr>
   </w:style>
-  <w:style w:type="paragraph" w:styleId="ListContinue">
+  <w:style w:type="paragraph" w:styleId="Elencocontinua">
     <w:name w:val="List Continue"/>
-    <w:basedOn w:val="Normal"/>
+    <w:basedOn w:val="Normale"/>
     <w:pPr>
       <w:spacing w:after="120"/>
       <w:ind w:left="283"/>
     </w:pPr>
   </w:style>
-  <w:style w:type="paragraph" w:styleId="ListContinue2">
+  <w:style w:type="paragraph" w:styleId="Elencocontinua2">
     <w:name w:val="List Continue 2"/>
-    <w:basedOn w:val="Normal"/>
+    <w:basedOn w:val="Normale"/>
     <w:pPr>
       <w:spacing w:after="120"/>
       <w:ind w:left="566"/>
     </w:pPr>
   </w:style>
-  <w:style w:type="paragraph" w:styleId="ListContinue3">
+  <w:style w:type="paragraph" w:styleId="Elencocontinua3">
     <w:name w:val="List Continue 3"/>
-    <w:basedOn w:val="Normal"/>
+    <w:basedOn w:val="Normale"/>
     <w:pPr>
       <w:spacing w:after="120"/>
       <w:ind w:left="849"/>
     </w:pPr>
   </w:style>
-  <w:style w:type="paragraph" w:styleId="ListContinue4">
+  <w:style w:type="paragraph" w:styleId="Elencocontinua4">
     <w:name w:val="List Continue 4"/>
-    <w:basedOn w:val="Normal"/>
+    <w:basedOn w:val="Normale"/>
     <w:pPr>
       <w:spacing w:after="120"/>
       <w:ind w:left="1132"/>
     </w:pPr>
   </w:style>
-  <w:style w:type="paragraph" w:styleId="ListContinue5">
+  <w:style w:type="paragraph" w:styleId="Elencocontinua5">
     <w:name w:val="List Continue 5"/>
-    <w:basedOn w:val="Normal"/>
+    <w:basedOn w:val="Normale"/>
     <w:pPr>
       <w:spacing w:after="120"/>
       <w:ind w:left="1415"/>
     </w:pPr>
   </w:style>
-  <w:style w:type="paragraph" w:styleId="Signature">
+  <w:style w:type="paragraph" w:styleId="Firma">
     <w:name w:val="Signature"/>
-    <w:basedOn w:val="Normal"/>
+    <w:basedOn w:val="Normale"/>
     <w:pPr>
       <w:ind w:left="4252"/>
     </w:pPr>
   </w:style>
-  <w:style w:type="paragraph" w:styleId="E-mailSignature">
+  <w:style w:type="paragraph" w:styleId="Firmadipostaelettronica">
     <w:name w:val="E-mail Signature"/>
-    <w:basedOn w:val="Normal"/>
-  </w:style>
-  <w:style w:type="paragraph" w:styleId="Salutation">
+    <w:basedOn w:val="Normale"/>
+  </w:style>
+  <w:style w:type="paragraph" w:styleId="Formuladiapertura">
     <w:name w:val="Salutation"/>
-    <w:basedOn w:val="Normal"/>
-    <w:next w:val="Normal"/>
-  </w:style>
-  <w:style w:type="paragraph" w:styleId="Closing">
+    <w:basedOn w:val="Normale"/>
+    <w:next w:val="Normale"/>
+  </w:style>
+  <w:style w:type="paragraph" w:styleId="Formuladichiusura">
     <w:name w:val="Closing"/>
-    <w:basedOn w:val="Normal"/>
+    <w:basedOn w:val="Normale"/>
     <w:pPr>
       <w:ind w:left="4252"/>
     </w:pPr>
   </w:style>
-  <w:style w:type="paragraph" w:styleId="Index1">
+  <w:style w:type="paragraph" w:styleId="Indice1">
     <w:name w:val="index 1"/>
-    <w:basedOn w:val="Normal"/>
-    <w:next w:val="Normal"/>
+    <w:basedOn w:val="Normale"/>
+    <w:next w:val="Normale"/>
     <w:autoRedefine/>
     <w:semiHidden/>
     <w:pPr>
       <w:ind w:left="240" w:hanging="240"/>
     </w:pPr>
   </w:style>
-  <w:style w:type="paragraph" w:styleId="Index2">
+  <w:style w:type="paragraph" w:styleId="Indice2">
     <w:name w:val="index 2"/>
-    <w:basedOn w:val="Normal"/>
-    <w:next w:val="Normal"/>
+    <w:basedOn w:val="Normale"/>
+    <w:next w:val="Normale"/>
     <w:autoRedefine/>
     <w:semiHidden/>
     <w:pPr>
       <w:ind w:left="480" w:hanging="240"/>
     </w:pPr>
   </w:style>
-  <w:style w:type="paragraph" w:styleId="Index3">
+  <w:style w:type="paragraph" w:styleId="Indice3">
     <w:name w:val="index 3"/>
-    <w:basedOn w:val="Normal"/>
-    <w:next w:val="Normal"/>
+    <w:basedOn w:val="Normale"/>
+    <w:next w:val="Normale"/>
     <w:autoRedefine/>
     <w:semiHidden/>
     <w:pPr>
       <w:ind w:left="720" w:hanging="240"/>
     </w:pPr>
   </w:style>
-  <w:style w:type="paragraph" w:styleId="Index4">
+  <w:style w:type="paragraph" w:styleId="Indice4">
     <w:name w:val="index 4"/>
-    <w:basedOn w:val="Normal"/>
-    <w:next w:val="Normal"/>
+    <w:basedOn w:val="Normale"/>
+    <w:next w:val="Normale"/>
     <w:autoRedefine/>
     <w:semiHidden/>
     <w:pPr>
       <w:ind w:left="960" w:hanging="240"/>
     </w:pPr>
   </w:style>
-  <w:style w:type="paragraph" w:styleId="Index5">
+  <w:style w:type="paragraph" w:styleId="Indice5">
     <w:name w:val="index 5"/>
-    <w:basedOn w:val="Normal"/>
-    <w:next w:val="Normal"/>
+    <w:basedOn w:val="Normale"/>
+    <w:next w:val="Normale"/>
     <w:autoRedefine/>
     <w:semiHidden/>
     <w:pPr>
       <w:ind w:left="1200" w:hanging="240"/>
     </w:pPr>
   </w:style>
-  <w:style w:type="paragraph" w:styleId="Index6">
+  <w:style w:type="paragraph" w:styleId="Indice6">
     <w:name w:val="index 6"/>
-    <w:basedOn w:val="Normal"/>
-    <w:next w:val="Normal"/>
+    <w:basedOn w:val="Normale"/>
+    <w:next w:val="Normale"/>
     <w:autoRedefine/>
     <w:semiHidden/>
     <w:pPr>
       <w:ind w:left="1440" w:hanging="240"/>
     </w:pPr>
   </w:style>
-  <w:style w:type="paragraph" w:styleId="Index7">
+  <w:style w:type="paragraph" w:styleId="Indice7">
     <w:name w:val="index 7"/>
-    <w:basedOn w:val="Normal"/>
-    <w:next w:val="Normal"/>
+    <w:basedOn w:val="Normale"/>
+    <w:next w:val="Normale"/>
     <w:autoRedefine/>
     <w:semiHidden/>
     <w:pPr>
       <w:ind w:left="1680" w:hanging="240"/>
     </w:pPr>
   </w:style>
-  <w:style w:type="paragraph" w:styleId="Index8">
+  <w:style w:type="paragraph" w:styleId="Indice8">
     <w:name w:val="index 8"/>
-    <w:basedOn w:val="Normal"/>
-    <w:next w:val="Normal"/>
+    <w:basedOn w:val="Normale"/>
+    <w:next w:val="Normale"/>
     <w:autoRedefine/>
     <w:semiHidden/>
     <w:pPr>
       <w:ind w:left="1920" w:hanging="240"/>
     </w:pPr>
   </w:style>
-  <w:style w:type="paragraph" w:styleId="Index9">
+  <w:style w:type="paragraph" w:styleId="Indice9">
     <w:name w:val="index 9"/>
-    <w:basedOn w:val="Normal"/>
-    <w:next w:val="Normal"/>
+    <w:basedOn w:val="Normale"/>
+    <w:next w:val="Normale"/>
     <w:autoRedefine/>
     <w:semiHidden/>
     <w:pPr>
       <w:ind w:left="2160" w:hanging="240"/>
     </w:pPr>
   </w:style>
-  <w:style w:type="paragraph" w:styleId="TableofFigures">
+  <w:style w:type="paragraph" w:styleId="Indicedellefigure">
     <w:name w:val="table of figures"/>
-    <w:basedOn w:val="Normal"/>
-    <w:next w:val="Normal"/>
+    <w:basedOn w:val="Normale"/>
+    <w:next w:val="Normale"/>
     <w:semiHidden/>
     <w:pPr>
       <w:ind w:left="480" w:hanging="480"/>
     </w:pPr>
   </w:style>
-  <w:style w:type="paragraph" w:styleId="TableofAuthorities">
+  <w:style w:type="paragraph" w:styleId="Indicefonti">
     <w:name w:val="table of authorities"/>
-    <w:basedOn w:val="Normal"/>
-    <w:next w:val="Normal"/>
+    <w:basedOn w:val="Normale"/>
+    <w:next w:val="Normale"/>
     <w:semiHidden/>
     <w:pPr>
       <w:ind w:left="240" w:hanging="240"/>
     </w:pPr>
   </w:style>
-  <w:style w:type="paragraph" w:styleId="EnvelopeAddress">
+  <w:style w:type="paragraph" w:styleId="Indirizzodestinatario">
     <w:name w:val="envelope address"/>
-    <w:basedOn w:val="Normal"/>
+    <w:basedOn w:val="Normale"/>
     <w:pPr>
       <w:framePr w:w="7920" w:h="1980" w:hRule="exact" w:hSpace="141" w:wrap="auto" w:hAnchor="page" w:xAlign="center" w:yAlign="bottom"/>
       <w:ind w:left="2880"/>
@@ -4006,26 +4196,26 @@
       <w:rFonts w:ascii="Arial" w:hAnsi="Arial" w:cs="Arial"/>
     </w:rPr>
   </w:style>
-  <w:style w:type="paragraph" w:styleId="HTMLAddress">
+  <w:style w:type="paragraph" w:styleId="IndirizzoHTML">
     <w:name w:val="HTML Address"/>
-    <w:basedOn w:val="Normal"/>
+    <w:basedOn w:val="Normale"/>
     <w:rPr>
       <w:i/>
       <w:iCs/>
     </w:rPr>
   </w:style>
-  <w:style w:type="paragraph" w:styleId="EnvelopeReturn">
+  <w:style w:type="paragraph" w:styleId="Indirizzomittente">
     <w:name w:val="envelope return"/>
-    <w:basedOn w:val="Normal"/>
+    <w:basedOn w:val="Normale"/>
     <w:rPr>
       <w:rFonts w:ascii="Arial" w:hAnsi="Arial" w:cs="Arial"/>
       <w:sz w:val="20"/>
       <w:szCs w:val="20"/>
     </w:rPr>
   </w:style>
-  <w:style w:type="paragraph" w:styleId="MessageHeader">
+  <w:style w:type="paragraph" w:styleId="Intestazionemessaggio">
     <w:name w:val="Message Header"/>
-    <w:basedOn w:val="Normal"/>
+    <w:basedOn w:val="Normale"/>
     <w:pPr>
       <w:pBdr>
         <w:top w:val="single" w:sz="6" w:space="1" w:color="auto"/>
@@ -4040,14 +4230,14 @@
       <w:rFonts w:ascii="Arial" w:hAnsi="Arial" w:cs="Arial"/>
     </w:rPr>
   </w:style>
-  <w:style w:type="paragraph" w:styleId="NoteHeading">
+  <w:style w:type="paragraph" w:styleId="Intestazionenota">
     <w:name w:val="Note Heading"/>
-    <w:basedOn w:val="Normal"/>
-    <w:next w:val="Normal"/>
-  </w:style>
-  <w:style w:type="paragraph" w:styleId="DocumentMap">
+    <w:basedOn w:val="Normale"/>
+    <w:next w:val="Normale"/>
+  </w:style>
+  <w:style w:type="paragraph" w:styleId="Mappadocumento">
     <w:name w:val="Document Map"/>
-    <w:basedOn w:val="Normal"/>
+    <w:basedOn w:val="Normale"/>
     <w:semiHidden/>
     <w:pPr>
       <w:shd w:val="clear" w:color="auto" w:fill="000080"/>
@@ -4056,85 +4246,85 @@
       <w:rFonts w:ascii="Tahoma" w:hAnsi="Tahoma" w:cs="Tahoma"/>
     </w:rPr>
   </w:style>
-  <w:style w:type="paragraph" w:styleId="NormalWeb">
+  <w:style w:type="paragraph" w:styleId="NormaleWeb">
     <w:name w:val="Normal (Web)"/>
-    <w:basedOn w:val="Normal"/>
-  </w:style>
-  <w:style w:type="paragraph" w:styleId="ListNumber">
+    <w:basedOn w:val="Normale"/>
+  </w:style>
+  <w:style w:type="paragraph" w:styleId="Numeroelenco">
     <w:name w:val="List Number"/>
-    <w:basedOn w:val="Normal"/>
+    <w:basedOn w:val="Normale"/>
     <w:pPr>
       <w:numPr>
         <w:numId w:val="3"/>
       </w:numPr>
     </w:pPr>
   </w:style>
-  <w:style w:type="paragraph" w:styleId="ListNumber2">
+  <w:style w:type="paragraph" w:styleId="Numeroelenco2">
     <w:name w:val="List Number 2"/>
-    <w:basedOn w:val="Normal"/>
+    <w:basedOn w:val="Normale"/>
     <w:pPr>
       <w:numPr>
         <w:numId w:val="4"/>
       </w:numPr>
     </w:pPr>
   </w:style>
-  <w:style w:type="paragraph" w:styleId="ListNumber3">
+  <w:style w:type="paragraph" w:styleId="Numeroelenco3">
     <w:name w:val="List Number 3"/>
-    <w:basedOn w:val="Normal"/>
+    <w:basedOn w:val="Normale"/>
     <w:pPr>
       <w:numPr>
         <w:numId w:val="5"/>
       </w:numPr>
     </w:pPr>
   </w:style>
-  <w:style w:type="paragraph" w:styleId="ListNumber4">
+  <w:style w:type="paragraph" w:styleId="Numeroelenco4">
     <w:name w:val="List Number 4"/>
-    <w:basedOn w:val="Normal"/>
+    <w:basedOn w:val="Normale"/>
     <w:pPr>
       <w:numPr>
         <w:numId w:val="6"/>
       </w:numPr>
     </w:pPr>
   </w:style>
-  <w:style w:type="paragraph" w:styleId="ListNumber5">
+  <w:style w:type="paragraph" w:styleId="Numeroelenco5">
     <w:name w:val="List Number 5"/>
-    <w:basedOn w:val="Normal"/>
+    <w:basedOn w:val="Normale"/>
     <w:pPr>
       <w:numPr>
         <w:numId w:val="7"/>
       </w:numPr>
     </w:pPr>
   </w:style>
-  <w:style w:type="paragraph" w:styleId="HTMLPreformatted">
+  <w:style w:type="paragraph" w:styleId="PreformattatoHTML">
     <w:name w:val="HTML Preformatted"/>
-    <w:basedOn w:val="Normal"/>
+    <w:basedOn w:val="Normale"/>
     <w:rPr>
       <w:rFonts w:ascii="Courier New" w:hAnsi="Courier New" w:cs="Courier New"/>
       <w:sz w:val="20"/>
       <w:szCs w:val="20"/>
     </w:rPr>
   </w:style>
-  <w:style w:type="paragraph" w:styleId="BodyTextFirstIndent">
+  <w:style w:type="paragraph" w:styleId="Primorientrocorpodeltesto">
     <w:name w:val="Body Text First Indent"/>
-    <w:basedOn w:val="BodyText"/>
+    <w:basedOn w:val="Corpotesto"/>
     <w:pPr>
       <w:spacing w:after="120"/>
       <w:ind w:firstLine="210"/>
       <w:jc w:val="left"/>
     </w:pPr>
   </w:style>
-  <w:style w:type="paragraph" w:styleId="BodyTextFirstIndent2">
+  <w:style w:type="paragraph" w:styleId="Primorientrocorpodeltesto2">
     <w:name w:val="Body Text First Indent 2"/>
-    <w:basedOn w:val="BodyTextIndent"/>
+    <w:basedOn w:val="Rientrocorpodeltesto"/>
     <w:pPr>
       <w:spacing w:after="120" w:line="240" w:lineRule="auto"/>
       <w:ind w:left="283" w:firstLine="210"/>
       <w:jc w:val="left"/>
     </w:pPr>
   </w:style>
-  <w:style w:type="paragraph" w:styleId="ListBullet">
+  <w:style w:type="paragraph" w:styleId="Puntoelenco">
     <w:name w:val="List Bullet"/>
-    <w:basedOn w:val="Normal"/>
+    <w:basedOn w:val="Normale"/>
     <w:autoRedefine/>
     <w:pPr>
       <w:numPr>
@@ -4142,9 +4332,9 @@
       </w:numPr>
     </w:pPr>
   </w:style>
-  <w:style w:type="paragraph" w:styleId="ListBullet2">
+  <w:style w:type="paragraph" w:styleId="Puntoelenco2">
     <w:name w:val="List Bullet 2"/>
-    <w:basedOn w:val="Normal"/>
+    <w:basedOn w:val="Normale"/>
     <w:autoRedefine/>
     <w:pPr>
       <w:numPr>
@@ -4152,9 +4342,9 @@
       </w:numPr>
     </w:pPr>
   </w:style>
-  <w:style w:type="paragraph" w:styleId="ListBullet3">
+  <w:style w:type="paragraph" w:styleId="Puntoelenco3">
     <w:name w:val="List Bullet 3"/>
-    <w:basedOn w:val="Normal"/>
+    <w:basedOn w:val="Normale"/>
     <w:autoRedefine/>
     <w:pPr>
       <w:numPr>
@@ -4162,9 +4352,9 @@
       </w:numPr>
     </w:pPr>
   </w:style>
-  <w:style w:type="paragraph" w:styleId="ListBullet4">
+  <w:style w:type="paragraph" w:styleId="Puntoelenco4">
     <w:name w:val="List Bullet 4"/>
-    <w:basedOn w:val="Normal"/>
+    <w:basedOn w:val="Normale"/>
     <w:autoRedefine/>
     <w:pPr>
       <w:numPr>
@@ -4172,9 +4362,9 @@
       </w:numPr>
     </w:pPr>
   </w:style>
-  <w:style w:type="paragraph" w:styleId="ListBullet5">
+  <w:style w:type="paragraph" w:styleId="Puntoelenco5">
     <w:name w:val="List Bullet 5"/>
-    <w:basedOn w:val="Normal"/>
+    <w:basedOn w:val="Normale"/>
     <w:autoRedefine/>
     <w:pPr>
       <w:numPr>
@@ -4182,17 +4372,17 @@
       </w:numPr>
     </w:pPr>
   </w:style>
-  <w:style w:type="paragraph" w:styleId="BodyTextIndent2">
+  <w:style w:type="paragraph" w:styleId="Rientrocorpodeltesto2">
     <w:name w:val="Body Text Indent 2"/>
-    <w:basedOn w:val="Normal"/>
+    <w:basedOn w:val="Normale"/>
     <w:pPr>
       <w:spacing w:after="120" w:line="480" w:lineRule="auto"/>
       <w:ind w:left="283"/>
     </w:pPr>
   </w:style>
-  <w:style w:type="paragraph" w:styleId="BodyTextIndent3">
+  <w:style w:type="paragraph" w:styleId="Rientrocorpodeltesto3">
     <w:name w:val="Body Text Indent 3"/>
-    <w:basedOn w:val="Normal"/>
+    <w:basedOn w:val="Normale"/>
     <w:pPr>
       <w:spacing w:after="120"/>
       <w:ind w:left="283"/>
@@ -4202,103 +4392,103 @@
       <w:szCs w:val="16"/>
     </w:rPr>
   </w:style>
-  <w:style w:type="paragraph" w:styleId="NormalIndent">
+  <w:style w:type="paragraph" w:styleId="Rientronormale">
     <w:name w:val="Normal Indent"/>
-    <w:basedOn w:val="Normal"/>
+    <w:basedOn w:val="Normale"/>
     <w:pPr>
       <w:ind w:left="708"/>
     </w:pPr>
   </w:style>
-  <w:style w:type="paragraph" w:styleId="TOC1">
+  <w:style w:type="paragraph" w:styleId="Sommario1">
     <w:name w:val="toc 1"/>
-    <w:basedOn w:val="Normal"/>
-    <w:next w:val="Normal"/>
+    <w:basedOn w:val="Normale"/>
+    <w:next w:val="Normale"/>
     <w:autoRedefine/>
     <w:semiHidden/>
   </w:style>
-  <w:style w:type="paragraph" w:styleId="TOC2">
+  <w:style w:type="paragraph" w:styleId="Sommario2">
     <w:name w:val="toc 2"/>
-    <w:basedOn w:val="Normal"/>
-    <w:next w:val="Normal"/>
+    <w:basedOn w:val="Normale"/>
+    <w:next w:val="Normale"/>
     <w:autoRedefine/>
     <w:semiHidden/>
     <w:pPr>
       <w:ind w:left="240"/>
     </w:pPr>
   </w:style>
-  <w:style w:type="paragraph" w:styleId="TOC3">
+  <w:style w:type="paragraph" w:styleId="Sommario3">
     <w:name w:val="toc 3"/>
-    <w:basedOn w:val="Normal"/>
-    <w:next w:val="Normal"/>
+    <w:basedOn w:val="Normale"/>
+    <w:next w:val="Normale"/>
     <w:autoRedefine/>
     <w:semiHidden/>
     <w:pPr>
       <w:ind w:left="480"/>
     </w:pPr>
   </w:style>
-  <w:style w:type="paragraph" w:styleId="TOC4">
+  <w:style w:type="paragraph" w:styleId="Sommario4">
     <w:name w:val="toc 4"/>
-    <w:basedOn w:val="Normal"/>
-    <w:next w:val="Normal"/>
+    <w:basedOn w:val="Normale"/>
+    <w:next w:val="Normale"/>
     <w:autoRedefine/>
     <w:semiHidden/>
     <w:pPr>
       <w:ind w:left="720"/>
     </w:pPr>
   </w:style>
-  <w:style w:type="paragraph" w:styleId="TOC5">
+  <w:style w:type="paragraph" w:styleId="Sommario5">
     <w:name w:val="toc 5"/>
-    <w:basedOn w:val="Normal"/>
-    <w:next w:val="Normal"/>
+    <w:basedOn w:val="Normale"/>
+    <w:next w:val="Normale"/>
     <w:autoRedefine/>
     <w:semiHidden/>
     <w:pPr>
       <w:ind w:left="960"/>
     </w:pPr>
   </w:style>
-  <w:style w:type="paragraph" w:styleId="TOC6">
+  <w:style w:type="paragraph" w:styleId="Sommario6">
     <w:name w:val="toc 6"/>
-    <w:basedOn w:val="Normal"/>
-    <w:next w:val="Normal"/>
+    <w:basedOn w:val="Normale"/>
+    <w:next w:val="Normale"/>
     <w:autoRedefine/>
     <w:semiHidden/>
     <w:pPr>
       <w:ind w:left="1200"/>
     </w:pPr>
   </w:style>
-  <w:style w:type="paragraph" w:styleId="TOC7">
+  <w:style w:type="paragraph" w:styleId="Sommario7">
     <w:name w:val="toc 7"/>
-    <w:basedOn w:val="Normal"/>
-    <w:next w:val="Normal"/>
+    <w:basedOn w:val="Normale"/>
+    <w:next w:val="Normale"/>
     <w:autoRedefine/>
     <w:semiHidden/>
     <w:pPr>
       <w:ind w:left="1440"/>
     </w:pPr>
   </w:style>
-  <w:style w:type="paragraph" w:styleId="TOC8">
+  <w:style w:type="paragraph" w:styleId="Sommario8">
     <w:name w:val="toc 8"/>
-    <w:basedOn w:val="Normal"/>
-    <w:next w:val="Normal"/>
+    <w:basedOn w:val="Normale"/>
+    <w:next w:val="Normale"/>
     <w:autoRedefine/>
     <w:semiHidden/>
     <w:pPr>
       <w:ind w:left="1680"/>
     </w:pPr>
   </w:style>
-  <w:style w:type="paragraph" w:styleId="TOC9">
+  <w:style w:type="paragraph" w:styleId="Sommario9">
     <w:name w:val="toc 9"/>
-    <w:basedOn w:val="Normal"/>
-    <w:next w:val="Normal"/>
+    <w:basedOn w:val="Normale"/>
+    <w:next w:val="Normale"/>
     <w:autoRedefine/>
     <w:semiHidden/>
     <w:pPr>
       <w:ind w:left="1920"/>
     </w:pPr>
   </w:style>
-  <w:style w:type="paragraph" w:styleId="Subtitle">
+  <w:style w:type="paragraph" w:styleId="Sottotitolo">
     <w:name w:val="Subtitle"/>
-    <w:basedOn w:val="Normal"/>
+    <w:basedOn w:val="Normale"/>
     <w:qFormat/>
     <w:pPr>
       <w:spacing w:after="60"/>
@@ -4309,24 +4499,24 @@
       <w:rFonts w:ascii="Arial" w:hAnsi="Arial" w:cs="Arial"/>
     </w:rPr>
   </w:style>
-  <w:style w:type="paragraph" w:styleId="CommentText">
+  <w:style w:type="paragraph" w:styleId="Testocommento">
     <w:name w:val="annotation text"/>
-    <w:basedOn w:val="Normal"/>
+    <w:basedOn w:val="Normale"/>
     <w:semiHidden/>
     <w:rPr>
       <w:sz w:val="20"/>
       <w:szCs w:val="20"/>
     </w:rPr>
   </w:style>
-  <w:style w:type="paragraph" w:styleId="BlockText">
+  <w:style w:type="paragraph" w:styleId="Testodelblocco">
     <w:name w:val="Block Text"/>
-    <w:basedOn w:val="Normal"/>
+    <w:basedOn w:val="Normale"/>
     <w:pPr>
       <w:spacing w:after="120"/>
       <w:ind w:left="1440" w:right="1440"/>
     </w:pPr>
   </w:style>
-  <w:style w:type="paragraph" w:styleId="MacroText">
+  <w:style w:type="paragraph" w:styleId="Testomacro">
     <w:name w:val="macro"/>
     <w:semiHidden/>
     <w:pPr>
@@ -4347,19 +4537,19 @@
       <w:lang w:val="it-IT" w:eastAsia="it-IT"/>
     </w:rPr>
   </w:style>
-  <w:style w:type="paragraph" w:styleId="PlainText">
+  <w:style w:type="paragraph" w:styleId="Testonormale">
     <w:name w:val="Plain Text"/>
-    <w:basedOn w:val="Normal"/>
+    <w:basedOn w:val="Normale"/>
     <w:rPr>
       <w:rFonts w:ascii="Courier New" w:hAnsi="Courier New" w:cs="Courier New"/>
       <w:sz w:val="20"/>
       <w:szCs w:val="20"/>
     </w:rPr>
   </w:style>
-  <w:style w:type="paragraph" w:styleId="FootnoteText">
+  <w:style w:type="paragraph" w:styleId="Testonotaapidipagina">
     <w:name w:val="footnote text"/>
-    <w:basedOn w:val="Normal"/>
-    <w:link w:val="FootnoteTextChar"/>
+    <w:basedOn w:val="Normale"/>
+    <w:link w:val="TestonotaapidipaginaCarattere"/>
     <w:uiPriority w:val="99"/>
     <w:semiHidden/>
     <w:rPr>
@@ -4367,19 +4557,19 @@
       <w:szCs w:val="20"/>
     </w:rPr>
   </w:style>
-  <w:style w:type="paragraph" w:styleId="EndnoteText">
+  <w:style w:type="paragraph" w:styleId="Testonotadichiusura">
     <w:name w:val="endnote text"/>
-    <w:basedOn w:val="Normal"/>
+    <w:basedOn w:val="Normale"/>
     <w:semiHidden/>
     <w:rPr>
       <w:sz w:val="20"/>
       <w:szCs w:val="20"/>
     </w:rPr>
   </w:style>
-  <w:style w:type="paragraph" w:styleId="Title">
+  <w:style w:type="paragraph" w:styleId="Titolo">
     <w:name w:val="Title"/>
-    <w:basedOn w:val="Normal"/>
-    <w:link w:val="TitleChar"/>
+    <w:basedOn w:val="Normale"/>
+    <w:link w:val="TitoloCarattere"/>
     <w:qFormat/>
     <w:pPr>
       <w:spacing w:before="240" w:after="60"/>
@@ -4395,10 +4585,10 @@
       <w:szCs w:val="32"/>
     </w:rPr>
   </w:style>
-  <w:style w:type="paragraph" w:styleId="IndexHeading">
+  <w:style w:type="paragraph" w:styleId="Titoloindice">
     <w:name w:val="index heading"/>
-    <w:basedOn w:val="Normal"/>
-    <w:next w:val="Index1"/>
+    <w:basedOn w:val="Normale"/>
+    <w:next w:val="Indice1"/>
     <w:semiHidden/>
     <w:rPr>
       <w:rFonts w:ascii="Arial" w:hAnsi="Arial" w:cs="Arial"/>
@@ -4406,10 +4596,10 @@
       <w:bCs/>
     </w:rPr>
   </w:style>
-  <w:style w:type="paragraph" w:styleId="TOAHeading">
+  <w:style w:type="paragraph" w:styleId="Titoloindicefonti">
     <w:name w:val="toa heading"/>
-    <w:basedOn w:val="Normal"/>
-    <w:next w:val="Normal"/>
+    <w:basedOn w:val="Normale"/>
+    <w:next w:val="Normale"/>
     <w:semiHidden/>
     <w:pPr>
       <w:spacing w:before="120"/>
@@ -4420,9 +4610,9 @@
       <w:bCs/>
     </w:rPr>
   </w:style>
-  <w:style w:type="table" w:styleId="TableGrid">
+  <w:style w:type="table" w:styleId="Grigliatabella">
     <w:name w:val="Table Grid"/>
-    <w:basedOn w:val="TableNormal"/>
+    <w:basedOn w:val="Tabellanormale"/>
     <w:uiPriority w:val="39"/>
     <w:rsid w:val="003441CA"/>
     <w:tblPr>
@@ -4436,9 +4626,9 @@
       </w:tblBorders>
     </w:tblPr>
   </w:style>
-  <w:style w:type="paragraph" w:styleId="BalloonText">
+  <w:style w:type="paragraph" w:styleId="Testofumetto">
     <w:name w:val="Balloon Text"/>
-    <w:basedOn w:val="Normal"/>
+    <w:basedOn w:val="Normale"/>
     <w:semiHidden/>
     <w:rsid w:val="00741B9F"/>
     <w:rPr>
@@ -4449,12 +4639,12 @@
   </w:style>
   <w:style w:type="character" w:customStyle="1" w:styleId="apple-style-span">
     <w:name w:val="apple-style-span"/>
-    <w:basedOn w:val="DefaultParagraphFont"/>
+    <w:basedOn w:val="Carpredefinitoparagrafo"/>
     <w:rsid w:val="00724D4B"/>
   </w:style>
   <w:style w:type="paragraph" w:customStyle="1" w:styleId="ColorfulList-Accent11">
     <w:name w:val="Colorful List - Accent 11"/>
-    <w:basedOn w:val="Normal"/>
+    <w:basedOn w:val="Normale"/>
     <w:uiPriority w:val="34"/>
     <w:qFormat/>
     <w:rsid w:val="003F14DF"/>
@@ -4470,14 +4660,14 @@
       <w:lang w:eastAsia="en-US"/>
     </w:rPr>
   </w:style>
-  <w:style w:type="character" w:customStyle="1" w:styleId="FootnoteTextChar">
-    <w:name w:val="Footnote Text Char"/>
-    <w:link w:val="FootnoteText"/>
+  <w:style w:type="character" w:customStyle="1" w:styleId="TestonotaapidipaginaCarattere">
+    <w:name w:val="Testo nota a piè di pagina Carattere"/>
+    <w:link w:val="Testonotaapidipagina"/>
     <w:uiPriority w:val="99"/>
     <w:semiHidden/>
     <w:rsid w:val="003F14DF"/>
   </w:style>
-  <w:style w:type="character" w:styleId="FootnoteReference">
+  <w:style w:type="character" w:styleId="Rimandonotaapidipagina">
     <w:name w:val="footnote reference"/>
     <w:uiPriority w:val="99"/>
     <w:unhideWhenUsed/>
@@ -4502,9 +4692,9 @@
       <w:lang w:val="it-IT" w:eastAsia="ja-JP"/>
     </w:rPr>
   </w:style>
-  <w:style w:type="character" w:customStyle="1" w:styleId="TitleChar">
-    <w:name w:val="Title Char"/>
-    <w:link w:val="Title"/>
+  <w:style w:type="character" w:customStyle="1" w:styleId="TitoloCarattere">
+    <w:name w:val="Titolo Carattere"/>
+    <w:link w:val="Titolo"/>
     <w:rsid w:val="00A05A27"/>
     <w:rPr>
       <w:rFonts w:ascii="Arial" w:hAnsi="Arial" w:cs="Arial"/>
@@ -4515,9 +4705,9 @@
       <w:szCs w:val="32"/>
     </w:rPr>
   </w:style>
-  <w:style w:type="character" w:customStyle="1" w:styleId="BodyTextIndentChar">
-    <w:name w:val="Body Text Indent Char"/>
-    <w:link w:val="BodyTextIndent"/>
+  <w:style w:type="character" w:customStyle="1" w:styleId="RientrocorpodeltestoCarattere">
+    <w:name w:val="Rientro corpo del testo Carattere"/>
+    <w:link w:val="Rientrocorpodeltesto"/>
     <w:uiPriority w:val="99"/>
     <w:locked/>
     <w:rsid w:val="008A6BD0"/>
